--- a/klagomål/A 62715-2025 FSC-klagomål.docx
+++ b/klagomål/A 62715-2025 FSC-klagomål.docx
@@ -651,7 +651,7 @@
     <w:r>
       <w:tab/>
       <w:tab/>
-      <w:t>2025-12-19</w:t>
+      <w:t>2025-12-20</w:t>
       <w:br/>
       <w:br/>
     </w:r>

--- a/klagomål/A 62715-2025 FSC-klagomål.docx
+++ b/klagomål/A 62715-2025 FSC-klagomål.docx
@@ -651,7 +651,7 @@
     <w:r>
       <w:tab/>
       <w:tab/>
-      <w:t>2025-12-20</w:t>
+      <w:t>2025-12-21</w:t>
       <w:br/>
       <w:br/>
     </w:r>

--- a/klagomål/A 62715-2025 FSC-klagomål.docx
+++ b/klagomål/A 62715-2025 FSC-klagomål.docx
@@ -651,7 +651,7 @@
     <w:r>
       <w:tab/>
       <w:tab/>
-      <w:t>2025-12-21</w:t>
+      <w:t>2025-12-22</w:t>
       <w:br/>
       <w:br/>
     </w:r>

--- a/klagomål/A 62715-2025 FSC-klagomål.docx
+++ b/klagomål/A 62715-2025 FSC-klagomål.docx
@@ -651,7 +651,7 @@
     <w:r>
       <w:tab/>
       <w:tab/>
-      <w:t>2025-12-22</w:t>
+      <w:t>2025-12-26</w:t>
       <w:br/>
       <w:br/>
     </w:r>

--- a/klagomål/A 62715-2025 FSC-klagomål.docx
+++ b/klagomål/A 62715-2025 FSC-klagomål.docx
@@ -651,7 +651,7 @@
     <w:r>
       <w:tab/>
       <w:tab/>
-      <w:t>2025-12-26</w:t>
+      <w:t>2025-12-28</w:t>
       <w:br/>
       <w:br/>
     </w:r>

--- a/klagomål/A 62715-2025 FSC-klagomål.docx
+++ b/klagomål/A 62715-2025 FSC-klagomål.docx
@@ -651,7 +651,7 @@
     <w:r>
       <w:tab/>
       <w:tab/>
-      <w:t>2025-12-28</w:t>
+      <w:t>2025-12-29</w:t>
       <w:br/>
       <w:br/>
     </w:r>

--- a/klagomål/A 62715-2025 FSC-klagomål.docx
+++ b/klagomål/A 62715-2025 FSC-klagomål.docx
@@ -651,7 +651,7 @@
     <w:r>
       <w:tab/>
       <w:tab/>
-      <w:t>2025-12-29</w:t>
+      <w:t>2025-12-30</w:t>
       <w:br/>
       <w:br/>
     </w:r>

--- a/klagomål/A 62715-2025 FSC-klagomål.docx
+++ b/klagomål/A 62715-2025 FSC-klagomål.docx
@@ -651,7 +651,7 @@
     <w:r>
       <w:tab/>
       <w:tab/>
-      <w:t>2025-12-30</w:t>
+      <w:t>2025-12-31</w:t>
       <w:br/>
       <w:br/>
     </w:r>

--- a/klagomål/A 62715-2025 FSC-klagomål.docx
+++ b/klagomål/A 62715-2025 FSC-klagomål.docx
@@ -651,7 +651,7 @@
     <w:r>
       <w:tab/>
       <w:tab/>
-      <w:t>2025-12-31</w:t>
+      <w:t>2026-01-03</w:t>
       <w:br/>
       <w:br/>
     </w:r>

--- a/klagomål/A 62715-2025 FSC-klagomål.docx
+++ b/klagomål/A 62715-2025 FSC-klagomål.docx
@@ -651,7 +651,7 @@
     <w:r>
       <w:tab/>
       <w:tab/>
-      <w:t>2026-01-07</w:t>
+      <w:t>2026-01-08</w:t>
       <w:br/>
       <w:br/>
     </w:r>

--- a/klagomål/A 62715-2025 FSC-klagomål.docx
+++ b/klagomål/A 62715-2025 FSC-klagomål.docx
@@ -651,7 +651,7 @@
     <w:r>
       <w:tab/>
       <w:tab/>
-      <w:t>2026-01-08</w:t>
+      <w:t>2026-01-09</w:t>
       <w:br/>
       <w:br/>
     </w:r>

--- a/klagomål/A 62715-2025 FSC-klagomål.docx
+++ b/klagomål/A 62715-2025 FSC-klagomål.docx
@@ -651,7 +651,7 @@
     <w:r>
       <w:tab/>
       <w:tab/>
-      <w:t>2026-01-09</w:t>
+      <w:t>2026-01-10</w:t>
       <w:br/>
       <w:br/>
     </w:r>

--- a/klagomål/A 62715-2025 FSC-klagomål.docx
+++ b/klagomål/A 62715-2025 FSC-klagomål.docx
@@ -651,7 +651,7 @@
     <w:r>
       <w:tab/>
       <w:tab/>
-      <w:t>2026-01-10</w:t>
+      <w:t>2026-01-11</w:t>
       <w:br/>
       <w:br/>
     </w:r>

--- a/klagomål/A 62715-2025 FSC-klagomål.docx
+++ b/klagomål/A 62715-2025 FSC-klagomål.docx
@@ -651,7 +651,7 @@
     <w:r>
       <w:tab/>
       <w:tab/>
-      <w:t>2026-01-11</w:t>
+      <w:t>2026-01-12</w:t>
       <w:br/>
       <w:br/>
     </w:r>

--- a/klagomål/A 62715-2025 FSC-klagomål.docx
+++ b/klagomål/A 62715-2025 FSC-klagomål.docx
@@ -651,7 +651,7 @@
     <w:r>
       <w:tab/>
       <w:tab/>
-      <w:t>2026-01-12</w:t>
+      <w:t>2026-01-13</w:t>
       <w:br/>
       <w:br/>
     </w:r>

--- a/klagomål/A 62715-2025 FSC-klagomål.docx
+++ b/klagomål/A 62715-2025 FSC-klagomål.docx
@@ -651,7 +651,7 @@
     <w:r>
       <w:tab/>
       <w:tab/>
-      <w:t>2026-01-13</w:t>
+      <w:t>2026-01-14</w:t>
       <w:br/>
       <w:br/>
     </w:r>

--- a/klagomål/A 62715-2025 FSC-klagomål.docx
+++ b/klagomål/A 62715-2025 FSC-klagomål.docx
@@ -651,7 +651,7 @@
     <w:r>
       <w:tab/>
       <w:tab/>
-      <w:t>2026-01-14</w:t>
+      <w:t>2026-01-15</w:t>
       <w:br/>
       <w:br/>
     </w:r>

--- a/klagomål/A 62715-2025 FSC-klagomål.docx
+++ b/klagomål/A 62715-2025 FSC-klagomål.docx
@@ -651,7 +651,7 @@
     <w:r>
       <w:tab/>
       <w:tab/>
-      <w:t>2026-01-15</w:t>
+      <w:t>2026-01-16</w:t>
       <w:br/>
       <w:br/>
     </w:r>

--- a/klagomål/A 62715-2025 FSC-klagomål.docx
+++ b/klagomål/A 62715-2025 FSC-klagomål.docx
@@ -651,7 +651,7 @@
     <w:r>
       <w:tab/>
       <w:tab/>
-      <w:t>2026-01-16</w:t>
+      <w:t>2026-01-17</w:t>
       <w:br/>
       <w:br/>
     </w:r>

--- a/klagomål/A 62715-2025 FSC-klagomål.docx
+++ b/klagomål/A 62715-2025 FSC-klagomål.docx
@@ -651,7 +651,7 @@
     <w:r>
       <w:tab/>
       <w:tab/>
-      <w:t>2026-01-17</w:t>
+      <w:t>2026-01-18</w:t>
       <w:br/>
       <w:br/>
     </w:r>

--- a/klagomål/A 62715-2025 FSC-klagomål.docx
+++ b/klagomål/A 62715-2025 FSC-klagomål.docx
@@ -651,7 +651,7 @@
     <w:r>
       <w:tab/>
       <w:tab/>
-      <w:t>2026-01-18</w:t>
+      <w:t>2026-01-19</w:t>
       <w:br/>
       <w:br/>
     </w:r>

--- a/klagomål/A 62715-2025 FSC-klagomål.docx
+++ b/klagomål/A 62715-2025 FSC-klagomål.docx
@@ -651,7 +651,7 @@
     <w:r>
       <w:tab/>
       <w:tab/>
-      <w:t>2026-01-19</w:t>
+      <w:t>2026-01-20</w:t>
       <w:br/>
       <w:br/>
     </w:r>

--- a/klagomål/A 62715-2025 FSC-klagomål.docx
+++ b/klagomål/A 62715-2025 FSC-klagomål.docx
@@ -651,7 +651,7 @@
     <w:r>
       <w:tab/>
       <w:tab/>
-      <w:t>2026-01-20</w:t>
+      <w:t>2026-01-21</w:t>
       <w:br/>
       <w:br/>
     </w:r>

--- a/klagomål/A 62715-2025 FSC-klagomål.docx
+++ b/klagomål/A 62715-2025 FSC-klagomål.docx
@@ -651,7 +651,7 @@
     <w:r>
       <w:tab/>
       <w:tab/>
-      <w:t>2026-01-21</w:t>
+      <w:t>2026-01-23</w:t>
       <w:br/>
       <w:br/>
     </w:r>

--- a/klagomål/A 62715-2025 FSC-klagomål.docx
+++ b/klagomål/A 62715-2025 FSC-klagomål.docx
@@ -651,7 +651,7 @@
     <w:r>
       <w:tab/>
       <w:tab/>
-      <w:t>2026-01-23</w:t>
+      <w:t>2026-01-24</w:t>
       <w:br/>
       <w:br/>
     </w:r>

--- a/klagomål/A 62715-2025 FSC-klagomål.docx
+++ b/klagomål/A 62715-2025 FSC-klagomål.docx
@@ -651,7 +651,7 @@
     <w:r>
       <w:tab/>
       <w:tab/>
-      <w:t>2026-01-24</w:t>
+      <w:t>2026-01-25</w:t>
       <w:br/>
       <w:br/>
     </w:r>

--- a/klagomål/A 62715-2025 FSC-klagomål.docx
+++ b/klagomål/A 62715-2025 FSC-klagomål.docx
@@ -651,7 +651,7 @@
     <w:r>
       <w:tab/>
       <w:tab/>
-      <w:t>2026-01-25</w:t>
+      <w:t>2026-01-26</w:t>
       <w:br/>
       <w:br/>
     </w:r>

--- a/klagomål/A 62715-2025 FSC-klagomål.docx
+++ b/klagomål/A 62715-2025 FSC-klagomål.docx
@@ -651,7 +651,7 @@
     <w:r>
       <w:tab/>
       <w:tab/>
-      <w:t>2026-01-26</w:t>
+      <w:t>2026-01-27</w:t>
       <w:br/>
       <w:br/>
     </w:r>

--- a/klagomål/A 62715-2025 FSC-klagomål.docx
+++ b/klagomål/A 62715-2025 FSC-klagomål.docx
@@ -651,7 +651,7 @@
     <w:r>
       <w:tab/>
       <w:tab/>
-      <w:t>2026-01-27</w:t>
+      <w:t>2026-01-28</w:t>
       <w:br/>
       <w:br/>
     </w:r>

--- a/klagomål/A 62715-2025 FSC-klagomål.docx
+++ b/klagomål/A 62715-2025 FSC-klagomål.docx
@@ -671,7 +671,7 @@
     <w:r>
       <w:tab/>
       <w:tab/>
-      <w:t>2026-02-28</w:t>
+      <w:t>2026-03-01</w:t>
       <w:br/>
       <w:br/>
     </w:r>

--- a/klagomål/A 62715-2025 FSC-klagomål.docx
+++ b/klagomål/A 62715-2025 FSC-klagomål.docx
@@ -671,7 +671,7 @@
     <w:r>
       <w:tab/>
       <w:tab/>
-      <w:t>2026-03-01</w:t>
+      <w:t>2026-03-02</w:t>
       <w:br/>
       <w:br/>
     </w:r>

--- a/klagomål/A 62715-2025 FSC-klagomål.docx
+++ b/klagomål/A 62715-2025 FSC-klagomål.docx
@@ -671,7 +671,7 @@
     <w:r>
       <w:tab/>
       <w:tab/>
-      <w:t>2026-03-02</w:t>
+      <w:t>2026-03-03</w:t>
       <w:br/>
       <w:br/>
     </w:r>

--- a/klagomål/A 62715-2025 FSC-klagomål.docx
+++ b/klagomål/A 62715-2025 FSC-klagomål.docx
@@ -671,7 +671,7 @@
     <w:r>
       <w:tab/>
       <w:tab/>
-      <w:t>2026-03-03</w:t>
+      <w:t>2026-03-04</w:t>
       <w:br/>
       <w:br/>
     </w:r>

--- a/klagomål/A 62715-2025 FSC-klagomål.docx
+++ b/klagomål/A 62715-2025 FSC-klagomål.docx
@@ -671,7 +671,7 @@
     <w:r>
       <w:tab/>
       <w:tab/>
-      <w:t>2026-03-04</w:t>
+      <w:t>2026-03-05</w:t>
       <w:br/>
       <w:br/>
     </w:r>

--- a/klagomål/A 62715-2025 FSC-klagomål.docx
+++ b/klagomål/A 62715-2025 FSC-klagomål.docx
@@ -671,7 +671,7 @@
     <w:r>
       <w:tab/>
       <w:tab/>
-      <w:t>2026-03-05</w:t>
+      <w:t>2026-03-06</w:t>
       <w:br/>
       <w:br/>
     </w:r>

--- a/klagomål/A 62715-2025 FSC-klagomål.docx
+++ b/klagomål/A 62715-2025 FSC-klagomål.docx
@@ -671,7 +671,7 @@
     <w:r>
       <w:tab/>
       <w:tab/>
-      <w:t>2026-03-06</w:t>
+      <w:t>2026-03-07</w:t>
       <w:br/>
       <w:br/>
     </w:r>

--- a/klagomål/A 62715-2025 FSC-klagomål.docx
+++ b/klagomål/A 62715-2025 FSC-klagomål.docx
@@ -671,7 +671,7 @@
     <w:r>
       <w:tab/>
       <w:tab/>
-      <w:t>2026-03-13</w:t>
+      <w:t>2026-03-16</w:t>
       <w:br/>
       <w:br/>
     </w:r>

--- a/klagomål/A 62715-2025 FSC-klagomål.docx
+++ b/klagomål/A 62715-2025 FSC-klagomål.docx
@@ -671,7 +671,7 @@
     <w:r>
       <w:tab/>
       <w:tab/>
-      <w:t>2026-03-16</w:t>
+      <w:t>2026-03-17</w:t>
       <w:br/>
       <w:br/>
     </w:r>

--- a/klagomål/A 62715-2025 FSC-klagomål.docx
+++ b/klagomål/A 62715-2025 FSC-klagomål.docx
@@ -671,7 +671,7 @@
     <w:r>
       <w:tab/>
       <w:tab/>
-      <w:t>2026-03-17</w:t>
+      <w:t>2026-03-18</w:t>
       <w:br/>
       <w:br/>
     </w:r>

--- a/klagomål/A 62715-2025 FSC-klagomål.docx
+++ b/klagomål/A 62715-2025 FSC-klagomål.docx
@@ -671,7 +671,7 @@
     <w:r>
       <w:tab/>
       <w:tab/>
-      <w:t>2026-03-18</w:t>
+      <w:t>2026-03-19</w:t>
       <w:br/>
       <w:br/>
     </w:r>

--- a/klagomål/A 62715-2025 FSC-klagomål.docx
+++ b/klagomål/A 62715-2025 FSC-klagomål.docx
@@ -671,7 +671,7 @@
     <w:r>
       <w:tab/>
       <w:tab/>
-      <w:t>2026-03-19</w:t>
+      <w:t>2026-03-20</w:t>
       <w:br/>
       <w:br/>
     </w:r>

--- a/klagomål/A 62715-2025 FSC-klagomål.docx
+++ b/klagomål/A 62715-2025 FSC-klagomål.docx
@@ -671,7 +671,7 @@
     <w:r>
       <w:tab/>
       <w:tab/>
-      <w:t>2026-03-20</w:t>
+      <w:t>2026-03-21</w:t>
       <w:br/>
       <w:br/>
     </w:r>

--- a/klagomål/A 62715-2025 FSC-klagomål.docx
+++ b/klagomål/A 62715-2025 FSC-klagomål.docx
@@ -671,7 +671,7 @@
     <w:r>
       <w:tab/>
       <w:tab/>
-      <w:t>2026-03-21</w:t>
+      <w:t>2026-03-22</w:t>
       <w:br/>
       <w:br/>
     </w:r>

--- a/klagomål/A 62715-2025 FSC-klagomål.docx
+++ b/klagomål/A 62715-2025 FSC-klagomål.docx
@@ -671,7 +671,7 @@
     <w:r>
       <w:tab/>
       <w:tab/>
-      <w:t>2026-03-22</w:t>
+      <w:t>2026-03-23</w:t>
       <w:br/>
       <w:br/>
     </w:r>

--- a/klagomål/A 62715-2025 FSC-klagomål.docx
+++ b/klagomål/A 62715-2025 FSC-klagomål.docx
@@ -671,7 +671,7 @@
     <w:r>
       <w:tab/>
       <w:tab/>
-      <w:t>2026-03-23</w:t>
+      <w:t>2026-03-24</w:t>
       <w:br/>
       <w:br/>
     </w:r>

--- a/klagomål/A 62715-2025 FSC-klagomål.docx
+++ b/klagomål/A 62715-2025 FSC-klagomål.docx
@@ -671,7 +671,7 @@
     <w:r>
       <w:tab/>
       <w:tab/>
-      <w:t>2026-03-24</w:t>
+      <w:t>2026-03-25</w:t>
       <w:br/>
       <w:br/>
     </w:r>

--- a/klagomål/A 62715-2025 FSC-klagomål.docx
+++ b/klagomål/A 62715-2025 FSC-klagomål.docx
@@ -671,7 +671,7 @@
     <w:r>
       <w:tab/>
       <w:tab/>
-      <w:t>2026-03-25</w:t>
+      <w:t>2026-03-26</w:t>
       <w:br/>
       <w:br/>
     </w:r>

--- a/klagomål/A 62715-2025 FSC-klagomål.docx
+++ b/klagomål/A 62715-2025 FSC-klagomål.docx
@@ -671,7 +671,7 @@
     <w:r>
       <w:tab/>
       <w:tab/>
-      <w:t>2026-03-26</w:t>
+      <w:t>2026-03-27</w:t>
       <w:br/>
       <w:br/>
     </w:r>

--- a/klagomål/A 62715-2025 FSC-klagomål.docx
+++ b/klagomål/A 62715-2025 FSC-klagomål.docx
@@ -671,7 +671,7 @@
     <w:r>
       <w:tab/>
       <w:tab/>
-      <w:t>2026-03-27</w:t>
+      <w:t>2026-03-28</w:t>
       <w:br/>
       <w:br/>
     </w:r>

--- a/klagomål/A 62715-2025 FSC-klagomål.docx
+++ b/klagomål/A 62715-2025 FSC-klagomål.docx
@@ -671,7 +671,7 @@
     <w:r>
       <w:tab/>
       <w:tab/>
-      <w:t>2026-03-28</w:t>
+      <w:t>2026-03-29</w:t>
       <w:br/>
       <w:br/>
     </w:r>

--- a/klagomål/A 62715-2025 FSC-klagomål.docx
+++ b/klagomål/A 62715-2025 FSC-klagomål.docx
@@ -671,7 +671,7 @@
     <w:r>
       <w:tab/>
       <w:tab/>
-      <w:t>2026-03-29</w:t>
+      <w:t>2026-03-30</w:t>
       <w:br/>
       <w:br/>
     </w:r>

--- a/klagomål/A 62715-2025 FSC-klagomål.docx
+++ b/klagomål/A 62715-2025 FSC-klagomål.docx
@@ -671,7 +671,7 @@
     <w:r>
       <w:tab/>
       <w:tab/>
-      <w:t>2026-03-30</w:t>
+      <w:t>2026-03-31</w:t>
       <w:br/>
       <w:br/>
     </w:r>

--- a/klagomål/A 62715-2025 FSC-klagomål.docx
+++ b/klagomål/A 62715-2025 FSC-klagomål.docx
@@ -671,7 +671,7 @@
     <w:r>
       <w:tab/>
       <w:tab/>
-      <w:t>2026-03-31</w:t>
+      <w:t>2026-04-01</w:t>
       <w:br/>
       <w:br/>
     </w:r>

--- a/klagomål/A 62715-2025 FSC-klagomål.docx
+++ b/klagomål/A 62715-2025 FSC-klagomål.docx
@@ -671,7 +671,7 @@
     <w:r>
       <w:tab/>
       <w:tab/>
-      <w:t>2026-04-01</w:t>
+      <w:t>2026-04-02</w:t>
       <w:br/>
       <w:br/>
     </w:r>

--- a/klagomål/A 62715-2025 FSC-klagomål.docx
+++ b/klagomål/A 62715-2025 FSC-klagomål.docx
@@ -671,7 +671,7 @@
     <w:r>
       <w:tab/>
       <w:tab/>
-      <w:t>2026-04-02</w:t>
+      <w:t>2026-04-03</w:t>
       <w:br/>
       <w:br/>
     </w:r>

--- a/klagomål/A 62715-2025 FSC-klagomål.docx
+++ b/klagomål/A 62715-2025 FSC-klagomål.docx
@@ -671,7 +671,7 @@
     <w:r>
       <w:tab/>
       <w:tab/>
-      <w:t>2026-04-03</w:t>
+      <w:t>2026-04-04</w:t>
       <w:br/>
       <w:br/>
     </w:r>

--- a/klagomål/A 62715-2025 FSC-klagomål.docx
+++ b/klagomål/A 62715-2025 FSC-klagomål.docx
@@ -671,7 +671,7 @@
     <w:r>
       <w:tab/>
       <w:tab/>
-      <w:t>2026-04-04</w:t>
+      <w:t>2026-04-05</w:t>
       <w:br/>
       <w:br/>
     </w:r>

--- a/klagomål/A 62715-2025 FSC-klagomål.docx
+++ b/klagomål/A 62715-2025 FSC-klagomål.docx
@@ -671,7 +671,7 @@
     <w:r>
       <w:tab/>
       <w:tab/>
-      <w:t>2026-04-05</w:t>
+      <w:t>2026-04-06</w:t>
       <w:br/>
       <w:br/>
     </w:r>

--- a/klagomål/A 62715-2025 FSC-klagomål.docx
+++ b/klagomål/A 62715-2025 FSC-klagomål.docx
@@ -671,7 +671,7 @@
     <w:r>
       <w:tab/>
       <w:tab/>
-      <w:t>2026-04-06</w:t>
+      <w:t>2026-04-07</w:t>
       <w:br/>
       <w:br/>
     </w:r>

--- a/klagomål/A 62715-2025 FSC-klagomål.docx
+++ b/klagomål/A 62715-2025 FSC-klagomål.docx
@@ -671,7 +671,7 @@
     <w:r>
       <w:tab/>
       <w:tab/>
-      <w:t>2026-04-07</w:t>
+      <w:t>2026-04-08</w:t>
       <w:br/>
       <w:br/>
     </w:r>

--- a/klagomål/A 62715-2025 FSC-klagomål.docx
+++ b/klagomål/A 62715-2025 FSC-klagomål.docx
@@ -671,7 +671,7 @@
     <w:r>
       <w:tab/>
       <w:tab/>
-      <w:t>2026-04-08</w:t>
+      <w:t>2026-04-09</w:t>
       <w:br/>
       <w:br/>
     </w:r>

--- a/klagomål/A 62715-2025 FSC-klagomål.docx
+++ b/klagomål/A 62715-2025 FSC-klagomål.docx
@@ -671,7 +671,7 @@
     <w:r>
       <w:tab/>
       <w:tab/>
-      <w:t>2026-04-09</w:t>
+      <w:t>2026-04-10</w:t>
       <w:br/>
       <w:br/>
     </w:r>

--- a/klagomål/A 62715-2025 FSC-klagomål.docx
+++ b/klagomål/A 62715-2025 FSC-klagomål.docx
@@ -671,7 +671,7 @@
     <w:r>
       <w:tab/>
       <w:tab/>
-      <w:t>2026-04-10</w:t>
+      <w:t>2026-04-11</w:t>
       <w:br/>
       <w:br/>
     </w:r>

--- a/klagomål/A 62715-2025 FSC-klagomål.docx
+++ b/klagomål/A 62715-2025 FSC-klagomål.docx
@@ -671,7 +671,7 @@
     <w:r>
       <w:tab/>
       <w:tab/>
-      <w:t>2026-04-14</w:t>
+      <w:t>2026-04-15</w:t>
       <w:br/>
       <w:br/>
     </w:r>

--- a/klagomål/A 62715-2025 FSC-klagomål.docx
+++ b/klagomål/A 62715-2025 FSC-klagomål.docx
@@ -671,7 +671,7 @@
     <w:r>
       <w:tab/>
       <w:tab/>
-      <w:t>2026-04-15</w:t>
+      <w:t>2026-04-16</w:t>
       <w:br/>
       <w:br/>
     </w:r>

--- a/klagomål/A 62715-2025 FSC-klagomål.docx
+++ b/klagomål/A 62715-2025 FSC-klagomål.docx
@@ -671,7 +671,7 @@
     <w:r>
       <w:tab/>
       <w:tab/>
-      <w:t>2026-04-16</w:t>
+      <w:t>2026-04-17</w:t>
       <w:br/>
       <w:br/>
     </w:r>

--- a/klagomål/A 62715-2025 FSC-klagomål.docx
+++ b/klagomål/A 62715-2025 FSC-klagomål.docx
@@ -671,7 +671,7 @@
     <w:r>
       <w:tab/>
       <w:tab/>
-      <w:t>2026-04-17</w:t>
+      <w:t>2026-04-18</w:t>
       <w:br/>
       <w:br/>
     </w:r>

--- a/klagomål/A 62715-2025 FSC-klagomål.docx
+++ b/klagomål/A 62715-2025 FSC-klagomål.docx
@@ -671,7 +671,7 @@
     <w:r>
       <w:tab/>
       <w:tab/>
-      <w:t>2026-04-18</w:t>
+      <w:t>2026-04-19</w:t>
       <w:br/>
       <w:br/>
     </w:r>

--- a/klagomål/A 62715-2025 FSC-klagomål.docx
+++ b/klagomål/A 62715-2025 FSC-klagomål.docx
@@ -671,7 +671,7 @@
     <w:r>
       <w:tab/>
       <w:tab/>
-      <w:t>2026-04-19</w:t>
+      <w:t>2026-04-20</w:t>
       <w:br/>
       <w:br/>
     </w:r>

--- a/klagomål/A 62715-2025 FSC-klagomål.docx
+++ b/klagomål/A 62715-2025 FSC-klagomål.docx
@@ -671,7 +671,7 @@
     <w:r>
       <w:tab/>
       <w:tab/>
-      <w:t>2026-04-20</w:t>
+      <w:t>2026-04-21</w:t>
       <w:br/>
       <w:br/>
     </w:r>

--- a/klagomål/A 62715-2025 FSC-klagomål.docx
+++ b/klagomål/A 62715-2025 FSC-klagomål.docx
@@ -671,7 +671,7 @@
     <w:r>
       <w:tab/>
       <w:tab/>
-      <w:t>2026-04-21</w:t>
+      <w:t>2026-04-22</w:t>
       <w:br/>
       <w:br/>
     </w:r>

--- a/klagomål/A 62715-2025 FSC-klagomål.docx
+++ b/klagomål/A 62715-2025 FSC-klagomål.docx
@@ -671,7 +671,7 @@
     <w:r>
       <w:tab/>
       <w:tab/>
-      <w:t>2026-04-22</w:t>
+      <w:t>2026-04-23</w:t>
       <w:br/>
       <w:br/>
     </w:r>

--- a/klagomål/A 62715-2025 FSC-klagomål.docx
+++ b/klagomål/A 62715-2025 FSC-klagomål.docx
@@ -671,7 +671,7 @@
     <w:r>
       <w:tab/>
       <w:tab/>
-      <w:t>2026-04-23</w:t>
+      <w:t>2026-04-24</w:t>
       <w:br/>
       <w:br/>
     </w:r>

--- a/klagomål/A 62715-2025 FSC-klagomål.docx
+++ b/klagomål/A 62715-2025 FSC-klagomål.docx
@@ -671,7 +671,7 @@
     <w:r>
       <w:tab/>
       <w:tab/>
-      <w:t>2026-04-24</w:t>
+      <w:t>2026-04-25</w:t>
       <w:br/>
       <w:br/>
     </w:r>

--- a/klagomål/A 62715-2025 FSC-klagomål.docx
+++ b/klagomål/A 62715-2025 FSC-klagomål.docx
@@ -671,7 +671,7 @@
     <w:r>
       <w:tab/>
       <w:tab/>
-      <w:t>2026-04-25</w:t>
+      <w:t>2026-04-26</w:t>
       <w:br/>
       <w:br/>
     </w:r>

--- a/klagomål/A 62715-2025 FSC-klagomål.docx
+++ b/klagomål/A 62715-2025 FSC-klagomål.docx
@@ -671,7 +671,7 @@
     <w:r>
       <w:tab/>
       <w:tab/>
-      <w:t>2026-04-26</w:t>
+      <w:t>2026-04-27</w:t>
       <w:br/>
       <w:br/>
     </w:r>

--- a/klagomål/A 62715-2025 FSC-klagomål.docx
+++ b/klagomål/A 62715-2025 FSC-klagomål.docx
@@ -671,7 +671,7 @@
     <w:r>
       <w:tab/>
       <w:tab/>
-      <w:t>2026-04-27</w:t>
+      <w:t>2026-04-28</w:t>
       <w:br/>
       <w:br/>
     </w:r>

--- a/klagomål/A 62715-2025 FSC-klagomål.docx
+++ b/klagomål/A 62715-2025 FSC-klagomål.docx
@@ -671,7 +671,7 @@
     <w:r>
       <w:tab/>
       <w:tab/>
-      <w:t>2026-04-28</w:t>
+      <w:t>2026-04-29</w:t>
       <w:br/>
       <w:br/>
     </w:r>

--- a/klagomål/A 62715-2025 FSC-klagomål.docx
+++ b/klagomål/A 62715-2025 FSC-klagomål.docx
@@ -671,7 +671,7 @@
     <w:r>
       <w:tab/>
       <w:tab/>
-      <w:t>2026-04-29</w:t>
+      <w:t>2026-04-30</w:t>
       <w:br/>
       <w:br/>
     </w:r>

--- a/klagomål/A 62715-2025 FSC-klagomål.docx
+++ b/klagomål/A 62715-2025 FSC-klagomål.docx
@@ -671,7 +671,7 @@
     <w:r>
       <w:tab/>
       <w:tab/>
-      <w:t>2026-04-30</w:t>
+      <w:t>2026-05-01</w:t>
       <w:br/>
       <w:br/>
     </w:r>

--- a/klagomål/A 62715-2025 FSC-klagomål.docx
+++ b/klagomål/A 62715-2025 FSC-klagomål.docx
@@ -671,7 +671,7 @@
     <w:r>
       <w:tab/>
       <w:tab/>
-      <w:t>2026-05-01</w:t>
+      <w:t>2026-05-02</w:t>
       <w:br/>
       <w:br/>
     </w:r>

--- a/klagomål/A 62715-2025 FSC-klagomål.docx
+++ b/klagomål/A 62715-2025 FSC-klagomål.docx
@@ -671,7 +671,7 @@
     <w:r>
       <w:tab/>
       <w:tab/>
-      <w:t>2026-05-02</w:t>
+      <w:t>2026-05-03</w:t>
       <w:br/>
       <w:br/>
     </w:r>

--- a/klagomål/A 62715-2025 FSC-klagomål.docx
+++ b/klagomål/A 62715-2025 FSC-klagomål.docx
@@ -671,7 +671,7 @@
     <w:r>
       <w:tab/>
       <w:tab/>
-      <w:t>2026-05-03</w:t>
+      <w:t>2026-05-04</w:t>
       <w:br/>
       <w:br/>
     </w:r>

--- a/klagomål/A 62715-2025 FSC-klagomål.docx
+++ b/klagomål/A 62715-2025 FSC-klagomål.docx
@@ -671,7 +671,7 @@
     <w:r>
       <w:tab/>
       <w:tab/>
-      <w:t>2026-05-04</w:t>
+      <w:t>2026-05-05</w:t>
       <w:br/>
       <w:br/>
     </w:r>

--- a/klagomål/A 62715-2025 FSC-klagomål.docx
+++ b/klagomål/A 62715-2025 FSC-klagomål.docx
@@ -671,7 +671,7 @@
     <w:r>
       <w:tab/>
       <w:tab/>
-      <w:t>2026-05-05</w:t>
+      <w:t>2026-05-06</w:t>
       <w:br/>
       <w:br/>
     </w:r>

--- a/klagomål/A 62715-2025 FSC-klagomål.docx
+++ b/klagomål/A 62715-2025 FSC-klagomål.docx
@@ -671,7 +671,7 @@
     <w:r>
       <w:tab/>
       <w:tab/>
-      <w:t>2026-05-06</w:t>
+      <w:t>2026-05-07</w:t>
       <w:br/>
       <w:br/>
     </w:r>

--- a/klagomål/A 62715-2025 FSC-klagomål.docx
+++ b/klagomål/A 62715-2025 FSC-klagomål.docx
@@ -671,7 +671,7 @@
     <w:r>
       <w:tab/>
       <w:tab/>
-      <w:t>2026-05-07</w:t>
+      <w:t>2026-05-08</w:t>
       <w:br/>
       <w:br/>
     </w:r>

--- a/klagomål/A 62715-2025 FSC-klagomål.docx
+++ b/klagomål/A 62715-2025 FSC-klagomål.docx
@@ -671,7 +671,7 @@
     <w:r>
       <w:tab/>
       <w:tab/>
-      <w:t>2026-05-08</w:t>
+      <w:t>2026-05-09</w:t>
       <w:br/>
       <w:br/>
     </w:r>

--- a/klagomål/A 62715-2025 FSC-klagomål.docx
+++ b/klagomål/A 62715-2025 FSC-klagomål.docx
@@ -671,7 +671,7 @@
     <w:r>
       <w:tab/>
       <w:tab/>
-      <w:t>2026-05-09</w:t>
+      <w:t>2026-05-10</w:t>
       <w:br/>
       <w:br/>
     </w:r>

--- a/klagomål/A 62715-2025 FSC-klagomål.docx
+++ b/klagomål/A 62715-2025 FSC-klagomål.docx
@@ -671,7 +671,7 @@
     <w:r>
       <w:tab/>
       <w:tab/>
-      <w:t>2026-05-10</w:t>
+      <w:t>2026-05-11</w:t>
       <w:br/>
       <w:br/>
     </w:r>

--- a/klagomål/A 62715-2025 FSC-klagomål.docx
+++ b/klagomål/A 62715-2025 FSC-klagomål.docx
@@ -671,7 +671,7 @@
     <w:r>
       <w:tab/>
       <w:tab/>
-      <w:t>2026-05-11</w:t>
+      <w:t>2026-05-12</w:t>
       <w:br/>
       <w:br/>
     </w:r>

--- a/klagomål/A 62715-2025 FSC-klagomål.docx
+++ b/klagomål/A 62715-2025 FSC-klagomål.docx
@@ -671,7 +671,7 @@
     <w:r>
       <w:tab/>
       <w:tab/>
-      <w:t>2026-05-12</w:t>
+      <w:t>2026-05-13</w:t>
       <w:br/>
       <w:br/>
     </w:r>

--- a/klagomål/A 62715-2025 FSC-klagomål.docx
+++ b/klagomål/A 62715-2025 FSC-klagomål.docx
@@ -671,7 +671,7 @@
     <w:r>
       <w:tab/>
       <w:tab/>
-      <w:t>2026-05-13</w:t>
+      <w:t>2026-05-16</w:t>
       <w:br/>
       <w:br/>
     </w:r>

--- a/klagomål/A 62715-2025 FSC-klagomål.docx
+++ b/klagomål/A 62715-2025 FSC-klagomål.docx
@@ -671,7 +671,7 @@
     <w:r>
       <w:tab/>
       <w:tab/>
-      <w:t>2026-05-16</w:t>
+      <w:t>2026-05-17</w:t>
       <w:br/>
       <w:br/>
     </w:r>

--- a/klagomål/A 62715-2025 FSC-klagomål.docx
+++ b/klagomål/A 62715-2025 FSC-klagomål.docx
@@ -671,7 +671,7 @@
     <w:r>
       <w:tab/>
       <w:tab/>
-      <w:t>2026-05-17</w:t>
+      <w:t>2026-05-18</w:t>
       <w:br/>
       <w:br/>
     </w:r>

--- a/klagomål/A 62715-2025 FSC-klagomål.docx
+++ b/klagomål/A 62715-2025 FSC-klagomål.docx
@@ -671,7 +671,7 @@
     <w:r>
       <w:tab/>
       <w:tab/>
-      <w:t>2026-05-18</w:t>
+      <w:t>2026-05-19</w:t>
       <w:br/>
       <w:br/>
     </w:r>

--- a/klagomål/A 62715-2025 FSC-klagomål.docx
+++ b/klagomål/A 62715-2025 FSC-klagomål.docx
@@ -671,7 +671,7 @@
     <w:r>
       <w:tab/>
       <w:tab/>
-      <w:t>2026-05-19</w:t>
+      <w:t>2026-05-20</w:t>
       <w:br/>
       <w:br/>
     </w:r>

--- a/klagomål/A 62715-2025 FSC-klagomål.docx
+++ b/klagomål/A 62715-2025 FSC-klagomål.docx
@@ -671,7 +671,7 @@
     <w:r>
       <w:tab/>
       <w:tab/>
-      <w:t>2026-05-20</w:t>
+      <w:t>2026-05-21</w:t>
       <w:br/>
       <w:br/>
     </w:r>

--- a/klagomål/A 62715-2025 FSC-klagomål.docx
+++ b/klagomål/A 62715-2025 FSC-klagomål.docx
@@ -671,7 +671,7 @@
     <w:r>
       <w:tab/>
       <w:tab/>
-      <w:t>2026-05-21</w:t>
+      <w:t>2026-05-22</w:t>
       <w:br/>
       <w:br/>
     </w:r>

--- a/klagomål/A 62715-2025 FSC-klagomål.docx
+++ b/klagomål/A 62715-2025 FSC-klagomål.docx
@@ -671,7 +671,7 @@
     <w:r>
       <w:tab/>
       <w:tab/>
-      <w:t>2026-05-22</w:t>
+      <w:t>2026-05-23</w:t>
       <w:br/>
       <w:br/>
     </w:r>

--- a/klagomål/A 62715-2025 FSC-klagomål.docx
+++ b/klagomål/A 62715-2025 FSC-klagomål.docx
@@ -671,7 +671,7 @@
     <w:r>
       <w:tab/>
       <w:tab/>
-      <w:t>2026-05-23</w:t>
+      <w:t>2026-05-24</w:t>
       <w:br/>
       <w:br/>
     </w:r>

--- a/klagomål/A 62715-2025 FSC-klagomål.docx
+++ b/klagomål/A 62715-2025 FSC-klagomål.docx
@@ -671,7 +671,7 @@
     <w:r>
       <w:tab/>
       <w:tab/>
-      <w:t>2026-05-24</w:t>
+      <w:t>2026-05-25</w:t>
       <w:br/>
       <w:br/>
     </w:r>

--- a/klagomål/A 62715-2025 FSC-klagomål.docx
+++ b/klagomål/A 62715-2025 FSC-klagomål.docx
@@ -671,7 +671,7 @@
     <w:r>
       <w:tab/>
       <w:tab/>
-      <w:t>2026-05-25</w:t>
+      <w:t>2026-05-26</w:t>
       <w:br/>
       <w:br/>
     </w:r>

--- a/klagomål/A 62715-2025 FSC-klagomål.docx
+++ b/klagomål/A 62715-2025 FSC-klagomål.docx
@@ -671,7 +671,7 @@
     <w:r>
       <w:tab/>
       <w:tab/>
-      <w:t>2026-05-26</w:t>
+      <w:t>2026-05-27</w:t>
       <w:br/>
       <w:br/>
     </w:r>

--- a/klagomål/A 62715-2025 FSC-klagomål.docx
+++ b/klagomål/A 62715-2025 FSC-klagomål.docx
@@ -671,7 +671,7 @@
     <w:r>
       <w:tab/>
       <w:tab/>
-      <w:t>2026-05-27</w:t>
+      <w:t>2026-05-28</w:t>
       <w:br/>
       <w:br/>
     </w:r>

--- a/klagomål/A 62715-2025 FSC-klagomål.docx
+++ b/klagomål/A 62715-2025 FSC-klagomål.docx
@@ -671,7 +671,7 @@
     <w:r>
       <w:tab/>
       <w:tab/>
-      <w:t>2026-05-28</w:t>
+      <w:t>2026-05-29</w:t>
       <w:br/>
       <w:br/>
     </w:r>

--- a/klagomål/A 62715-2025 FSC-klagomål.docx
+++ b/klagomål/A 62715-2025 FSC-klagomål.docx
@@ -671,7 +671,7 @@
     <w:r>
       <w:tab/>
       <w:tab/>
-      <w:t>2026-05-29</w:t>
+      <w:t>2026-05-30</w:t>
       <w:br/>
       <w:br/>
     </w:r>

--- a/klagomål/A 62715-2025 FSC-klagomål.docx
+++ b/klagomål/A 62715-2025 FSC-klagomål.docx
@@ -671,7 +671,7 @@
     <w:r>
       <w:tab/>
       <w:tab/>
-      <w:t>2026-05-30</w:t>
+      <w:t>2026-05-31</w:t>
       <w:br/>
       <w:br/>
     </w:r>

--- a/klagomål/A 62715-2025 FSC-klagomål.docx
+++ b/klagomål/A 62715-2025 FSC-klagomål.docx
@@ -671,7 +671,7 @@
     <w:r>
       <w:tab/>
       <w:tab/>
-      <w:t>2026-05-31</w:t>
+      <w:t>2026-06-01</w:t>
       <w:br/>
       <w:br/>
     </w:r>

--- a/klagomål/A 62715-2025 FSC-klagomål.docx
+++ b/klagomål/A 62715-2025 FSC-klagomål.docx
@@ -671,7 +671,7 @@
     <w:r>
       <w:tab/>
       <w:tab/>
-      <w:t>2026-06-01</w:t>
+      <w:t>2026-06-02</w:t>
       <w:br/>
       <w:br/>
     </w:r>

--- a/klagomål/A 62715-2025 FSC-klagomål.docx
+++ b/klagomål/A 62715-2025 FSC-klagomål.docx
@@ -671,7 +671,7 @@
     <w:r>
       <w:tab/>
       <w:tab/>
-      <w:t>2026-06-02</w:t>
+      <w:t>2026-06-03</w:t>
       <w:br/>
       <w:br/>
     </w:r>

--- a/klagomål/A 62715-2025 FSC-klagomål.docx
+++ b/klagomål/A 62715-2025 FSC-klagomål.docx
@@ -671,7 +671,7 @@
     <w:r>
       <w:tab/>
       <w:tab/>
-      <w:t>2026-06-03</w:t>
+      <w:t>2026-06-04</w:t>
       <w:br/>
       <w:br/>
     </w:r>

--- a/klagomål/A 62715-2025 FSC-klagomål.docx
+++ b/klagomål/A 62715-2025 FSC-klagomål.docx
@@ -671,7 +671,7 @@
     <w:r>
       <w:tab/>
       <w:tab/>
-      <w:t>2026-06-04</w:t>
+      <w:t>2026-06-05</w:t>
       <w:br/>
       <w:br/>
     </w:r>

--- a/klagomål/A 62715-2025 FSC-klagomål.docx
+++ b/klagomål/A 62715-2025 FSC-klagomål.docx
@@ -671,7 +671,7 @@
     <w:r>
       <w:tab/>
       <w:tab/>
-      <w:t>2026-06-05</w:t>
+      <w:t>2026-06-06</w:t>
       <w:br/>
       <w:br/>
     </w:r>

--- a/klagomål/A 62715-2025 FSC-klagomål.docx
+++ b/klagomål/A 62715-2025 FSC-klagomål.docx
@@ -671,7 +671,7 @@
     <w:r>
       <w:tab/>
       <w:tab/>
-      <w:t>2026-06-06</w:t>
+      <w:t>2026-06-07</w:t>
       <w:br/>
       <w:br/>
     </w:r>

--- a/klagomål/A 62715-2025 FSC-klagomål.docx
+++ b/klagomål/A 62715-2025 FSC-klagomål.docx
@@ -671,7 +671,7 @@
     <w:r>
       <w:tab/>
       <w:tab/>
-      <w:t>2026-06-07</w:t>
+      <w:t>2026-06-08</w:t>
       <w:br/>
       <w:br/>
     </w:r>

--- a/klagomål/A 62715-2025 FSC-klagomål.docx
+++ b/klagomål/A 62715-2025 FSC-klagomål.docx
@@ -671,7 +671,7 @@
     <w:r>
       <w:tab/>
       <w:tab/>
-      <w:t>2026-06-08</w:t>
+      <w:t>2026-06-09</w:t>
       <w:br/>
       <w:br/>
     </w:r>

--- a/klagomål/A 62715-2025 FSC-klagomål.docx
+++ b/klagomål/A 62715-2025 FSC-klagomål.docx
@@ -671,7 +671,7 @@
     <w:r>
       <w:tab/>
       <w:tab/>
-      <w:t>2026-06-09</w:t>
+      <w:t>2026-06-10</w:t>
       <w:br/>
       <w:br/>
     </w:r>

--- a/klagomål/A 62715-2025 FSC-klagomål.docx
+++ b/klagomål/A 62715-2025 FSC-klagomål.docx
@@ -671,7 +671,7 @@
     <w:r>
       <w:tab/>
       <w:tab/>
-      <w:t>2026-06-10</w:t>
+      <w:t>2026-06-11</w:t>
       <w:br/>
       <w:br/>
     </w:r>

--- a/klagomål/A 62715-2025 FSC-klagomål.docx
+++ b/klagomål/A 62715-2025 FSC-klagomål.docx
@@ -671,7 +671,7 @@
     <w:r>
       <w:tab/>
       <w:tab/>
-      <w:t>2026-06-11</w:t>
+      <w:t>2026-06-12</w:t>
       <w:br/>
       <w:br/>
     </w:r>

--- a/klagomål/A 62715-2025 FSC-klagomål.docx
+++ b/klagomål/A 62715-2025 FSC-klagomål.docx
@@ -671,7 +671,7 @@
     <w:r>
       <w:tab/>
       <w:tab/>
-      <w:t>2026-06-12</w:t>
+      <w:t>2026-06-13</w:t>
       <w:br/>
       <w:br/>
     </w:r>

--- a/klagomål/A 62715-2025 FSC-klagomål.docx
+++ b/klagomål/A 62715-2025 FSC-klagomål.docx
@@ -671,7 +671,7 @@
     <w:r>
       <w:tab/>
       <w:tab/>
-      <w:t>2026-06-15</w:t>
+      <w:t>2026-06-16</w:t>
       <w:br/>
       <w:br/>
     </w:r>

--- a/klagomål/A 62715-2025 FSC-klagomål.docx
+++ b/klagomål/A 62715-2025 FSC-klagomål.docx
@@ -671,7 +671,7 @@
     <w:r>
       <w:tab/>
       <w:tab/>
-      <w:t>2026-06-16</w:t>
+      <w:t>2026-06-17</w:t>
       <w:br/>
       <w:br/>
     </w:r>

--- a/klagomål/A 62715-2025 FSC-klagomål.docx
+++ b/klagomål/A 62715-2025 FSC-klagomål.docx
@@ -1,6 +1,6 @@
 
 <file path=word/document.xml><?xml version="1.0" encoding="utf-8"?>
-<w:document xmlns:wpc="http://schemas.microsoft.com/office/word/2010/wordprocessingCanvas" xmlns:cx="http://schemas.microsoft.com/office/drawing/2014/chartex" xmlns:cx1="http://schemas.microsoft.com/office/drawing/2015/9/8/chartex" xmlns:cx2="http://schemas.microsoft.com/office/drawing/2015/10/21/chartex" xmlns:cx3="http://schemas.microsoft.com/office/drawing/2016/5/9/chartex" xmlns:cx4="http://schemas.microsoft.com/office/drawing/2016/5/10/chartex" xmlns:cx5="http://schemas.microsoft.com/office/drawing/2016/5/11/chartex" xmlns:cx6="http://schemas.microsoft.com/office/drawing/2016/5/12/chartex" xmlns:cx7="http://schemas.microsoft.com/office/drawing/2016/5/13/chartex" xmlns:cx8="http://schemas.microsoft.com/office/drawing/2016/5/14/chartex" xmlns:mc="http://schemas.openxmlformats.org/markup-compatibility/2006" xmlns:aink="http://schemas.microsoft.com/office/drawing/2016/ink" xmlns:am3d="http://schemas.microsoft.com/office/drawing/2017/model3d" xmlns:o="urn:schemas-microsoft-com:office:office" xmlns:oel="http://schemas.microsoft.com/office/2019/extlst" xmlns:r="http://schemas.openxmlformats.org/officeDocument/2006/relationships" xmlns:m="http://schemas.openxmlformats.org/officeDocument/2006/math" xmlns:v="urn:schemas-microsoft-com:vml" xmlns:wp14="http://schemas.microsoft.com/office/word/2010/wordprocessingDrawing" xmlns:wp="http://schemas.openxmlformats.org/drawingml/2006/wordprocessingDrawing" xmlns:w10="urn:schemas-microsoft-com:office:word" xmlns:w="http://schemas.openxmlformats.org/wordprocessingml/2006/main" xmlns:w14="http://schemas.microsoft.com/office/word/2010/wordml" xmlns:w15="http://schemas.microsoft.com/office/word/2012/wordml" xmlns:w16cex="http://schemas.microsoft.com/office/word/2018/wordml/cex" xmlns:w16cid="http://schemas.microsoft.com/office/word/2016/wordml/cid" xmlns:w16="http://schemas.microsoft.com/office/word/2018/wordml" xmlns:w16sdtdh="http://schemas.microsoft.com/office/word/2020/wordml/sdtdatahash" xmlns:w16se="http://schemas.microsoft.com/office/word/2015/wordml/symex" xmlns:wpg="http://schemas.microsoft.com/office/word/2010/wordprocessingGroup" xmlns:wpi="http://schemas.microsoft.com/office/word/2010/wordprocessingInk" xmlns:wne="http://schemas.microsoft.com/office/word/2006/wordml" xmlns:wps="http://schemas.microsoft.com/office/word/2010/wordprocessingShape" mc:Ignorable="w14 w15 w16se w16cid w16 w16cex w16sdtdh wp14">
+<w:document xmlns:wpc="http://schemas.microsoft.com/office/word/2010/wordprocessingCanvas" xmlns:cx="http://schemas.microsoft.com/office/drawing/2014/chartex" xmlns:cx1="http://schemas.microsoft.com/office/drawing/2015/9/8/chartex" xmlns:cx2="http://schemas.microsoft.com/office/drawing/2015/10/21/chartex" xmlns:cx3="http://schemas.microsoft.com/office/drawing/2016/5/9/chartex" xmlns:cx4="http://schemas.microsoft.com/office/drawing/2016/5/10/chartex" xmlns:cx5="http://schemas.microsoft.com/office/drawing/2016/5/11/chartex" xmlns:cx6="http://schemas.microsoft.com/office/drawing/2016/5/12/chartex" xmlns:cx7="http://schemas.microsoft.com/office/drawing/2016/5/13/chartex" xmlns:cx8="http://schemas.microsoft.com/office/drawing/2016/5/14/chartex" xmlns:mc="http://schemas.openxmlformats.org/markup-compatibility/2006" xmlns:aink="http://schemas.microsoft.com/office/drawing/2016/ink" xmlns:am3d="http://schemas.microsoft.com/office/drawing/2017/model3d" xmlns:o="urn:schemas-microsoft-com:office:office" xmlns:oel="http://schemas.microsoft.com/office/2019/extlst" xmlns:r="http://schemas.openxmlformats.org/officeDocument/2006/relationships" xmlns:m="http://schemas.openxmlformats.org/officeDocument/2006/math" xmlns:v="urn:schemas-microsoft-com:vml" xmlns:wp14="http://schemas.microsoft.com/office/word/2010/wordprocessingDrawing" xmlns:wp="http://schemas.openxmlformats.org/drawingml/2006/wordprocessingDrawing" xmlns:w10="urn:schemas-microsoft-com:office:word" xmlns:w="http://schemas.openxmlformats.org/wordprocessingml/2006/main" xmlns:w14="http://schemas.microsoft.com/office/word/2010/wordml" xmlns:w15="http://schemas.microsoft.com/office/word/2012/wordml" xmlns:w16cex="http://schemas.microsoft.com/office/word/2018/wordml/cex" xmlns:w16cid="http://schemas.microsoft.com/office/word/2016/wordml/cid" xmlns:w16="http://schemas.microsoft.com/office/word/2018/wordml" xmlns:w16du="http://schemas.microsoft.com/office/word/2023/wordml/word16du" xmlns:w16sdtdh="http://schemas.microsoft.com/office/word/2020/wordml/sdtdatahash" xmlns:w16sdtfl="http://schemas.microsoft.com/office/word/2024/wordml/sdtformatlock" xmlns:w16se="http://schemas.microsoft.com/office/word/2015/wordml/symex" xmlns:wpg="http://schemas.microsoft.com/office/word/2010/wordprocessingGroup" xmlns:wpi="http://schemas.microsoft.com/office/word/2010/wordprocessingInk" xmlns:wne="http://schemas.microsoft.com/office/word/2006/wordml" xmlns:wps="http://schemas.microsoft.com/office/word/2010/wordprocessingShape" mc:Ignorable="w14 w15 w16se w16cid w16 w16cex w16sdtdh w16sdtfl w16du wp14">
   <w:body>
     <w:p>
       <w:r>
@@ -163,17 +163,17 @@
         <w:pStyle w:val="Title"/>
       </w:pPr>
       <w:r>
-        <w:t>Inledande FSC- /PEFC-klagomål – information om höga naturvärden i avverkningsanmälan A 62715-2025 i Norrtälje kommun</w:t>
+        <w:t>Inledande FSC- /PEFC-klagomål – information om höga naturvärden och fridlysta arter i avverkningsanmälan A 62715-2025 i Norrtälje kommun</w:t>
       </w:r>
     </w:p>
     <w:p>
       <w:r>
-        <w:t>Detta dokument behandlar höga naturvärden i avverkningsanmälan A 62715-2025 i Norrtälje kommun. Denna avverkningsanmälan inkom 2025-12-17 12:29:18 och omfattar 0,8 ha.</w:t>
+        <w:t>Detta dokument behandlar höga naturvärden i avverkningsanmälan A 62715-2025 i Norrtälje kommun som inkom 2025-12-17 och omfattar 0,8 ha.</w:t>
       </w:r>
     </w:p>
     <w:p>
       <w:r>
-        <w:t>Nedan presenteras fynd av naturvårdsarter som gjorts i det avverkningsanmälda området, samt relevanta utdrag ur standarderna för FSC, Chain of Custody, Controlled Wood och PEFC.</w:t>
+        <w:t>Nedan presenteras fynd av naturvårdsarter och fridlysta arter som gjorts i det avverkningsanmälda området, samt relevanta utdrag ur standarderna för FSC, Chain of Custody, Controlled Wood och PEFC.</w:t>
       </w:r>
     </w:p>
     <w:p>
@@ -191,12 +191,15 @@
     </w:p>
     <w:p>
       <w:r>
-        <w:t>I avverkningsanmälan har följande 1 naturvårdsarter hittats: granbarkgnagare (S). Arter som är signalarter enligt Skogsstyrelsen har markerats med (S).</w:t>
+        <w:t>I och inom 22 meter från avverkningsanmälan har följande 7 naturvårdsarter hittats: gullpudra (NT, T), sårläka (NT, T), bronshjon (S, T), granbarkgnagare (S, T), jättesvampmal (S), svavelriska (S) och blåsippa (T, §9). Av dessa är 2 rödlistade. För rödlistade arter har rödlistekategorin angivits inom parentes. Arter som är signalarter enligt Skogsstyrelsen har markerats med (S). Typiska arter inom Natura 2000 som är kopplade till skogsekosystem har markerats med (T). För fridlysta arter anges även paragrafen i Artskyddsförordningen som arten är fridlyst enligt.</w:t>
       </w:r>
     </w:p>
     <w:p>
       <w:r>
-        <w:t>De påträffade naturvårdsarterna är ett tydligt kvitto på att detta rör sig om en skog med höga naturvärden. I Figur 1 visas en karta över det avverkningsanmälda området, där samtliga fyndplatser för naturvårdsarter som finns registrerade på Artportalen har markerats.</w:t>
+        <w:t>De påträffade naturvårdsarterna är ett tydligt kvitto på att det rör sig om en skog med höga naturvärden.</w:t>
+      </w:r>
+      <w:r>
+        <w:t xml:space="preserve"> I Figur 1 visas fyndplatser för naturvårdsarter i området, som finns registrerade på Artportalen.</w:t>
       </w:r>
     </w:p>
     <w:p>
@@ -206,7 +209,7 @@
       <w:r>
         <w:drawing>
           <wp:inline xmlns:a="http://schemas.openxmlformats.org/drawingml/2006/main" xmlns:pic="http://schemas.openxmlformats.org/drawingml/2006/picture">
-            <wp:extent cx="5486400" cy="5291343"/>
+            <wp:extent cx="5486400" cy="5110571"/>
             <wp:docPr id="1" name="Picture 1"/>
             <wp:cNvGraphicFramePr>
               <a:graphicFrameLocks noChangeAspect="1"/>
@@ -227,7 +230,7 @@
                   <pic:spPr>
                     <a:xfrm>
                       <a:off x="0" y="0"/>
-                      <a:ext cx="5486400" cy="5291343"/>
+                      <a:ext cx="5486400" cy="5110571"/>
                     </a:xfrm>
                     <a:prstGeom prst="rect"/>
                   </pic:spPr>
@@ -241,9 +244,80 @@
     <w:p>
       <w:pPr>
         <w:pStyle w:val="Caption"/>
+        <w:spacing w:after="240"/>
       </w:pPr>
       <w:r>
-        <w:t>Figur 1. Fyndplatser för naturvårdsarter i det avverkningsanmälda området (röd linje). Markörer utan svart kant är placerade på fyndplatsen. Markörer med svart kant är placerade vid sidan av fyndplatsen och har ett svart streck som visar fyndplatsens exakta position. Kartans mittpunktskoordinat är N 6626161, E 703371 i SWEREF 99 TM.</w:t>
+        <w:t>Figur 1. Fyndplatser för naturvårdsarter i och inom 22 meter från avverkningsanmälan (röd linje). Markörer utan svart kant är placerade på fyndplatsen. Markörer med svart kant är placerade vid sidan av fyndplatsen och har ett svart streck som visar fyndplatsens exakta position. Kartans mittpunktskoordinat är N 6626161, E 703371 i SWEREF 99 TM.</w:t>
+      </w:r>
+    </w:p>
+    <w:p>
+      <w:pPr>
+        <w:pStyle w:val="Heading2"/>
+      </w:pPr>
+      <w:r>
+        <w:t>Fridlysta arter</w:t>
+      </w:r>
+    </w:p>
+    <w:p>
+      <w:r>
+        <w:t>Följande fridlysta arter har sina livsmiljöer och växtplatser i den avverkningsanmälda skogen: blåsippa (T, §9).</w:t>
+      </w:r>
+    </w:p>
+    <w:p>
+      <w:r>
+        <w:rPr>
+          <w:b/>
+        </w:rPr>
+        <w:t>Blåsippa (§9)</w:t>
+      </w:r>
+      <w:r>
+        <w:t xml:space="preserve"> är typisk art för </w:t>
+      </w:r>
+      <w:r>
+        <w:rPr>
+          <w:i/>
+        </w:rPr>
+        <w:t>9050 Näringsrik granskog, 9020 Nordlig ädellövskog</w:t>
+      </w:r>
+      <w:r>
+        <w:t xml:space="preserve"> och </w:t>
+      </w:r>
+      <w:r>
+        <w:rPr>
+          <w:i/>
+        </w:rPr>
+        <w:t>8240 Karsthällmarker</w:t>
+      </w:r>
+      <w:r>
+        <w:t xml:space="preserve"> (SLU Artdatabanken, 2025).</w:t>
+      </w:r>
+    </w:p>
+    <w:p>
+      <w:pPr>
+        <w:pStyle w:val="Heading2"/>
+      </w:pPr>
+      <w:r>
+        <w:t>Övriga naturvårdsarter</w:t>
+      </w:r>
+    </w:p>
+    <w:p>
+      <w:r>
+        <w:rPr>
+          <w:b/>
+        </w:rPr>
+        <w:t>Bronshjon</w:t>
+      </w:r>
+      <w:r>
+        <w:t xml:space="preserve"> är en skalbagge vars larvutveckling sker under grov bark på stammar av döda eller döende barrträd, främst gran, i mindre omfattning tall. Arten är knuten till äldre, naturskogslik granskog med inslag av torkande träd. Bronshjon är typisk art för </w:t>
+      </w:r>
+      <w:r>
+        <w:rPr>
+          <w:i/>
+        </w:rPr>
+        <w:t>9010 Taiga</w:t>
+      </w:r>
+      <w:r>
+        <w:t xml:space="preserve"> (SLU Artdatabanken, 2025).</w:t>
       </w:r>
     </w:p>
     <w:p>
@@ -264,6 +338,75 @@
       </w:r>
       <w:r>
         <w:t>(Ehnström, 2002; SLU Artdatabanken, 2025).</w:t>
+      </w:r>
+    </w:p>
+    <w:p>
+      <w:r>
+        <w:rPr>
+          <w:b/>
+        </w:rPr>
+        <w:t>Gullpudra (NT)</w:t>
+      </w:r>
+      <w:r>
+        <w:t xml:space="preserve"> växer sparsamt främst i källpåverkad sumpskog i södra och mellersta Sverige norrut till Jämtland-Västernorrland. Kommer in på rödlistan för första gången 2025 till följd av en stark minskning (&gt;50%) i Riksskogstaxeringens data. Minskningstakten överstiger gränsvärdet för Starkt hotad (EN) enligt A-kriteriet.  Då minskningen har en stor osäkerhet så nedgraderas rödlistekategorin två steg till Nära hotad. Gullpudra är typisk art för </w:t>
+      </w:r>
+      <w:r>
+        <w:rPr>
+          <w:i/>
+        </w:rPr>
+        <w:t xml:space="preserve">9080 Lövsumpskog, 7160 Källor och källkärr </w:t>
+      </w:r>
+      <w:r>
+        <w:t>och</w:t>
+      </w:r>
+      <w:r>
+        <w:rPr>
+          <w:i/>
+        </w:rPr>
+        <w:t xml:space="preserve"> 7310 Aapamyrar</w:t>
+      </w:r>
+      <w:r>
+        <w:t xml:space="preserve"> (SLU Artdatabanken, 2026).</w:t>
+      </w:r>
+    </w:p>
+    <w:p>
+      <w:r>
+        <w:rPr>
+          <w:b/>
+        </w:rPr>
+        <w:t>Jättesvampmal</w:t>
+      </w:r>
+      <w:r>
+        <w:t xml:space="preserve"> är en fjäril som flyger i juli i mer eller mindre orörd gammal löv- eller blandskog, särskilt sådan med björk och bok. Larven lever i fnöskticka m.fl. tickor och kläckhålen och resterna av larvgångar i äldre fruktkroppar är lätta att känna igen och inventera. Arten hotas av avverkning av gamla, svampangripna lövträd samt bortforsling av döda lövträd, vindfällen och lågor. Gamla lövträd och naturbestånd med lövskog - särskilt björk och bok - bör sparas så långt möjligt och död ved lämnas kvar i skogen (SLU Artdatabanken, 2025).</w:t>
+      </w:r>
+    </w:p>
+    <w:p>
+      <w:r>
+        <w:rPr>
+          <w:b/>
+        </w:rPr>
+        <w:t>Sårläka (NT)</w:t>
+      </w:r>
+      <w:r>
+        <w:t xml:space="preserve"> växer på mullrik mark i skuggiga eller halvskuggiga lövskogar och lundar men också i örtrika kalkbarrskogar. Arten ingår i en exklusiv lundflora som bara uppträder i de allra rikaste kalkbarrskogarna söder om den biologiska norrlandsgränsen. I ädellövskogar och lundar är den också knuten till områden med en mycket rik mångfald av naturvårdsarter. Enligt Riksskogstaxeringens data förefaller den ha minskat kraftigt (&gt;50%) vilket troligen kan förklaras av det storskaliga skogsbruket med kalhyggen. Sårläka är typisk art för </w:t>
+      </w:r>
+      <w:r>
+        <w:rPr>
+          <w:i/>
+        </w:rPr>
+        <w:t xml:space="preserve">9050 Näringsrik granskog, 9020 Nordlig ädellövskog, 9130 Näringsrik bokskog </w:t>
+      </w:r>
+      <w:r>
+        <w:t xml:space="preserve">och </w:t>
+      </w:r>
+      <w:r>
+        <w:rPr>
+          <w:i/>
+        </w:rPr>
+        <w:t>9160 Näringsrik ekskog</w:t>
+      </w:r>
+      <w:r>
+        <w:t xml:space="preserve"> samt värdväxt för den rödlistade fjärilen sårläkeplattmal (NT) (SLU Artdatabanken, 2026; Nitare &amp; Skogsstyrelsen, 2019).</w:t>
       </w:r>
     </w:p>
     <w:p>
@@ -356,7 +499,7 @@
         <w:rPr>
           <w:i/>
         </w:rPr>
-        <w:t>I det avverkningsanmälda skogsområdet har 1 naturvårdsarter varav 0 rödlistade arter sina livsmiljöer och växtplatser.</w:t>
+        <w:t>I det avverkningsanmälda skogsområdet har 7 naturvårdsarter varav 2 rödlistade arter sina livsmiljöer och växtplatser.</w:t>
       </w:r>
     </w:p>
     <w:p>
@@ -561,7 +704,7 @@
 </file>
 
 <file path=word/endnotes.xml><?xml version="1.0" encoding="utf-8"?>
-<w:endnotes xmlns:wpc="http://schemas.microsoft.com/office/word/2010/wordprocessingCanvas" xmlns:cx="http://schemas.microsoft.com/office/drawing/2014/chartex" xmlns:cx1="http://schemas.microsoft.com/office/drawing/2015/9/8/chartex" xmlns:cx2="http://schemas.microsoft.com/office/drawing/2015/10/21/chartex" xmlns:cx3="http://schemas.microsoft.com/office/drawing/2016/5/9/chartex" xmlns:cx4="http://schemas.microsoft.com/office/drawing/2016/5/10/chartex" xmlns:cx5="http://schemas.microsoft.com/office/drawing/2016/5/11/chartex" xmlns:cx6="http://schemas.microsoft.com/office/drawing/2016/5/12/chartex" xmlns:cx7="http://schemas.microsoft.com/office/drawing/2016/5/13/chartex" xmlns:cx8="http://schemas.microsoft.com/office/drawing/2016/5/14/chartex" xmlns:mc="http://schemas.openxmlformats.org/markup-compatibility/2006" xmlns:aink="http://schemas.microsoft.com/office/drawing/2016/ink" xmlns:am3d="http://schemas.microsoft.com/office/drawing/2017/model3d" xmlns:o="urn:schemas-microsoft-com:office:office" xmlns:oel="http://schemas.microsoft.com/office/2019/extlst" xmlns:r="http://schemas.openxmlformats.org/officeDocument/2006/relationships" xmlns:m="http://schemas.openxmlformats.org/officeDocument/2006/math" xmlns:v="urn:schemas-microsoft-com:vml" xmlns:wp14="http://schemas.microsoft.com/office/word/2010/wordprocessingDrawing" xmlns:wp="http://schemas.openxmlformats.org/drawingml/2006/wordprocessingDrawing" xmlns:w10="urn:schemas-microsoft-com:office:word" xmlns:w="http://schemas.openxmlformats.org/wordprocessingml/2006/main" xmlns:w14="http://schemas.microsoft.com/office/word/2010/wordml" xmlns:w15="http://schemas.microsoft.com/office/word/2012/wordml" xmlns:w16cex="http://schemas.microsoft.com/office/word/2018/wordml/cex" xmlns:w16cid="http://schemas.microsoft.com/office/word/2016/wordml/cid" xmlns:w16="http://schemas.microsoft.com/office/word/2018/wordml" xmlns:w16sdtdh="http://schemas.microsoft.com/office/word/2020/wordml/sdtdatahash" xmlns:w16se="http://schemas.microsoft.com/office/word/2015/wordml/symex" xmlns:wpg="http://schemas.microsoft.com/office/word/2010/wordprocessingGroup" xmlns:wpi="http://schemas.microsoft.com/office/word/2010/wordprocessingInk" xmlns:wne="http://schemas.microsoft.com/office/word/2006/wordml" xmlns:wps="http://schemas.microsoft.com/office/word/2010/wordprocessingShape" mc:Ignorable="w14 w15 w16se w16cid w16 w16cex w16sdtdh wp14">
+<w:endnotes xmlns:wpc="http://schemas.microsoft.com/office/word/2010/wordprocessingCanvas" xmlns:cx="http://schemas.microsoft.com/office/drawing/2014/chartex" xmlns:cx1="http://schemas.microsoft.com/office/drawing/2015/9/8/chartex" xmlns:cx2="http://schemas.microsoft.com/office/drawing/2015/10/21/chartex" xmlns:cx3="http://schemas.microsoft.com/office/drawing/2016/5/9/chartex" xmlns:cx4="http://schemas.microsoft.com/office/drawing/2016/5/10/chartex" xmlns:cx5="http://schemas.microsoft.com/office/drawing/2016/5/11/chartex" xmlns:cx6="http://schemas.microsoft.com/office/drawing/2016/5/12/chartex" xmlns:cx7="http://schemas.microsoft.com/office/drawing/2016/5/13/chartex" xmlns:cx8="http://schemas.microsoft.com/office/drawing/2016/5/14/chartex" xmlns:mc="http://schemas.openxmlformats.org/markup-compatibility/2006" xmlns:aink="http://schemas.microsoft.com/office/drawing/2016/ink" xmlns:am3d="http://schemas.microsoft.com/office/drawing/2017/model3d" xmlns:o="urn:schemas-microsoft-com:office:office" xmlns:oel="http://schemas.microsoft.com/office/2019/extlst" xmlns:r="http://schemas.openxmlformats.org/officeDocument/2006/relationships" xmlns:m="http://schemas.openxmlformats.org/officeDocument/2006/math" xmlns:v="urn:schemas-microsoft-com:vml" xmlns:wp14="http://schemas.microsoft.com/office/word/2010/wordprocessingDrawing" xmlns:wp="http://schemas.openxmlformats.org/drawingml/2006/wordprocessingDrawing" xmlns:w10="urn:schemas-microsoft-com:office:word" xmlns:w="http://schemas.openxmlformats.org/wordprocessingml/2006/main" xmlns:w14="http://schemas.microsoft.com/office/word/2010/wordml" xmlns:w15="http://schemas.microsoft.com/office/word/2012/wordml" xmlns:w16cex="http://schemas.microsoft.com/office/word/2018/wordml/cex" xmlns:w16cid="http://schemas.microsoft.com/office/word/2016/wordml/cid" xmlns:w16="http://schemas.microsoft.com/office/word/2018/wordml" xmlns:w16du="http://schemas.microsoft.com/office/word/2023/wordml/word16du" xmlns:w16sdtdh="http://schemas.microsoft.com/office/word/2020/wordml/sdtdatahash" xmlns:w16sdtfl="http://schemas.microsoft.com/office/word/2024/wordml/sdtformatlock" xmlns:w16se="http://schemas.microsoft.com/office/word/2015/wordml/symex" xmlns:wpg="http://schemas.microsoft.com/office/word/2010/wordprocessingGroup" xmlns:wpi="http://schemas.microsoft.com/office/word/2010/wordprocessingInk" xmlns:wne="http://schemas.microsoft.com/office/word/2006/wordml" xmlns:wps="http://schemas.microsoft.com/office/word/2010/wordprocessingShape" mc:Ignorable="w14 w15 w16se w16cid w16 w16cex w16sdtdh w16sdtfl w16du wp14">
   <w:endnote w:type="separator" w:id="-1">
     <w:p>
       <w:pPr>
@@ -586,7 +729,7 @@
 </file>
 
 <file path=word/footer1.xml><?xml version="1.0" encoding="utf-8"?>
-<w:ftr xmlns:wpc="http://schemas.microsoft.com/office/word/2010/wordprocessingCanvas" xmlns:cx="http://schemas.microsoft.com/office/drawing/2014/chartex" xmlns:cx1="http://schemas.microsoft.com/office/drawing/2015/9/8/chartex" xmlns:cx2="http://schemas.microsoft.com/office/drawing/2015/10/21/chartex" xmlns:cx3="http://schemas.microsoft.com/office/drawing/2016/5/9/chartex" xmlns:cx4="http://schemas.microsoft.com/office/drawing/2016/5/10/chartex" xmlns:cx5="http://schemas.microsoft.com/office/drawing/2016/5/11/chartex" xmlns:cx6="http://schemas.microsoft.com/office/drawing/2016/5/12/chartex" xmlns:cx7="http://schemas.microsoft.com/office/drawing/2016/5/13/chartex" xmlns:cx8="http://schemas.microsoft.com/office/drawing/2016/5/14/chartex" xmlns:mc="http://schemas.openxmlformats.org/markup-compatibility/2006" xmlns:aink="http://schemas.microsoft.com/office/drawing/2016/ink" xmlns:am3d="http://schemas.microsoft.com/office/drawing/2017/model3d" xmlns:o="urn:schemas-microsoft-com:office:office" xmlns:oel="http://schemas.microsoft.com/office/2019/extlst" xmlns:r="http://schemas.openxmlformats.org/officeDocument/2006/relationships" xmlns:m="http://schemas.openxmlformats.org/officeDocument/2006/math" xmlns:v="urn:schemas-microsoft-com:vml" xmlns:wp14="http://schemas.microsoft.com/office/word/2010/wordprocessingDrawing" xmlns:wp="http://schemas.openxmlformats.org/drawingml/2006/wordprocessingDrawing" xmlns:w10="urn:schemas-microsoft-com:office:word" xmlns:w="http://schemas.openxmlformats.org/wordprocessingml/2006/main" xmlns:w14="http://schemas.microsoft.com/office/word/2010/wordml" xmlns:w15="http://schemas.microsoft.com/office/word/2012/wordml" xmlns:w16cex="http://schemas.microsoft.com/office/word/2018/wordml/cex" xmlns:w16cid="http://schemas.microsoft.com/office/word/2016/wordml/cid" xmlns:w16="http://schemas.microsoft.com/office/word/2018/wordml" xmlns:w16sdtdh="http://schemas.microsoft.com/office/word/2020/wordml/sdtdatahash" xmlns:w16se="http://schemas.microsoft.com/office/word/2015/wordml/symex" xmlns:wpg="http://schemas.microsoft.com/office/word/2010/wordprocessingGroup" xmlns:wpi="http://schemas.microsoft.com/office/word/2010/wordprocessingInk" xmlns:wne="http://schemas.microsoft.com/office/word/2006/wordml" xmlns:wps="http://schemas.microsoft.com/office/word/2010/wordprocessingShape" mc:Ignorable="w14 w15 w16se w16cid w16 w16cex w16sdtdh wp14">
+<w:ftr xmlns:wpc="http://schemas.microsoft.com/office/word/2010/wordprocessingCanvas" xmlns:cx="http://schemas.microsoft.com/office/drawing/2014/chartex" xmlns:cx1="http://schemas.microsoft.com/office/drawing/2015/9/8/chartex" xmlns:cx2="http://schemas.microsoft.com/office/drawing/2015/10/21/chartex" xmlns:cx3="http://schemas.microsoft.com/office/drawing/2016/5/9/chartex" xmlns:cx4="http://schemas.microsoft.com/office/drawing/2016/5/10/chartex" xmlns:cx5="http://schemas.microsoft.com/office/drawing/2016/5/11/chartex" xmlns:cx6="http://schemas.microsoft.com/office/drawing/2016/5/12/chartex" xmlns:cx7="http://schemas.microsoft.com/office/drawing/2016/5/13/chartex" xmlns:cx8="http://schemas.microsoft.com/office/drawing/2016/5/14/chartex" xmlns:mc="http://schemas.openxmlformats.org/markup-compatibility/2006" xmlns:aink="http://schemas.microsoft.com/office/drawing/2016/ink" xmlns:am3d="http://schemas.microsoft.com/office/drawing/2017/model3d" xmlns:o="urn:schemas-microsoft-com:office:office" xmlns:oel="http://schemas.microsoft.com/office/2019/extlst" xmlns:r="http://schemas.openxmlformats.org/officeDocument/2006/relationships" xmlns:m="http://schemas.openxmlformats.org/officeDocument/2006/math" xmlns:v="urn:schemas-microsoft-com:vml" xmlns:wp14="http://schemas.microsoft.com/office/word/2010/wordprocessingDrawing" xmlns:wp="http://schemas.openxmlformats.org/drawingml/2006/wordprocessingDrawing" xmlns:w10="urn:schemas-microsoft-com:office:word" xmlns:w="http://schemas.openxmlformats.org/wordprocessingml/2006/main" xmlns:w14="http://schemas.microsoft.com/office/word/2010/wordml" xmlns:w15="http://schemas.microsoft.com/office/word/2012/wordml" xmlns:w16cex="http://schemas.microsoft.com/office/word/2018/wordml/cex" xmlns:w16cid="http://schemas.microsoft.com/office/word/2016/wordml/cid" xmlns:w16="http://schemas.microsoft.com/office/word/2018/wordml" xmlns:w16du="http://schemas.microsoft.com/office/word/2023/wordml/word16du" xmlns:w16sdtdh="http://schemas.microsoft.com/office/word/2020/wordml/sdtdatahash" xmlns:w16sdtfl="http://schemas.microsoft.com/office/word/2024/wordml/sdtformatlock" xmlns:w16se="http://schemas.microsoft.com/office/word/2015/wordml/symex" xmlns:wpg="http://schemas.microsoft.com/office/word/2010/wordprocessingGroup" xmlns:wpi="http://schemas.microsoft.com/office/word/2010/wordprocessingInk" xmlns:wne="http://schemas.microsoft.com/office/word/2006/wordml" xmlns:wps="http://schemas.microsoft.com/office/word/2010/wordprocessingShape" mc:Ignorable="w14 w15 w16se w16cid w16 w16cex w16sdtdh w16sdtfl w16du wp14">
   <w:p>
     <w:pPr>
       <w:pStyle w:val="Footer"/>
@@ -596,7 +739,7 @@
 </file>
 
 <file path=word/footer2.xml><?xml version="1.0" encoding="utf-8"?>
-<w:ftr xmlns:wpc="http://schemas.microsoft.com/office/word/2010/wordprocessingCanvas" xmlns:cx="http://schemas.microsoft.com/office/drawing/2014/chartex" xmlns:cx1="http://schemas.microsoft.com/office/drawing/2015/9/8/chartex" xmlns:cx2="http://schemas.microsoft.com/office/drawing/2015/10/21/chartex" xmlns:cx3="http://schemas.microsoft.com/office/drawing/2016/5/9/chartex" xmlns:cx4="http://schemas.microsoft.com/office/drawing/2016/5/10/chartex" xmlns:cx5="http://schemas.microsoft.com/office/drawing/2016/5/11/chartex" xmlns:cx6="http://schemas.microsoft.com/office/drawing/2016/5/12/chartex" xmlns:cx7="http://schemas.microsoft.com/office/drawing/2016/5/13/chartex" xmlns:cx8="http://schemas.microsoft.com/office/drawing/2016/5/14/chartex" xmlns:mc="http://schemas.openxmlformats.org/markup-compatibility/2006" xmlns:aink="http://schemas.microsoft.com/office/drawing/2016/ink" xmlns:am3d="http://schemas.microsoft.com/office/drawing/2017/model3d" xmlns:o="urn:schemas-microsoft-com:office:office" xmlns:oel="http://schemas.microsoft.com/office/2019/extlst" xmlns:r="http://schemas.openxmlformats.org/officeDocument/2006/relationships" xmlns:m="http://schemas.openxmlformats.org/officeDocument/2006/math" xmlns:v="urn:schemas-microsoft-com:vml" xmlns:wp14="http://schemas.microsoft.com/office/word/2010/wordprocessingDrawing" xmlns:wp="http://schemas.openxmlformats.org/drawingml/2006/wordprocessingDrawing" xmlns:w10="urn:schemas-microsoft-com:office:word" xmlns:w="http://schemas.openxmlformats.org/wordprocessingml/2006/main" xmlns:w14="http://schemas.microsoft.com/office/word/2010/wordml" xmlns:w15="http://schemas.microsoft.com/office/word/2012/wordml" xmlns:w16cex="http://schemas.microsoft.com/office/word/2018/wordml/cex" xmlns:w16cid="http://schemas.microsoft.com/office/word/2016/wordml/cid" xmlns:w16="http://schemas.microsoft.com/office/word/2018/wordml" xmlns:w16sdtdh="http://schemas.microsoft.com/office/word/2020/wordml/sdtdatahash" xmlns:w16se="http://schemas.microsoft.com/office/word/2015/wordml/symex" xmlns:wpg="http://schemas.microsoft.com/office/word/2010/wordprocessingGroup" xmlns:wpi="http://schemas.microsoft.com/office/word/2010/wordprocessingInk" xmlns:wne="http://schemas.microsoft.com/office/word/2006/wordml" xmlns:wps="http://schemas.microsoft.com/office/word/2010/wordprocessingShape" mc:Ignorable="w14 w15 w16se w16cid w16 w16cex w16sdtdh wp14">
+<w:ftr xmlns:wpc="http://schemas.microsoft.com/office/word/2010/wordprocessingCanvas" xmlns:cx="http://schemas.microsoft.com/office/drawing/2014/chartex" xmlns:cx1="http://schemas.microsoft.com/office/drawing/2015/9/8/chartex" xmlns:cx2="http://schemas.microsoft.com/office/drawing/2015/10/21/chartex" xmlns:cx3="http://schemas.microsoft.com/office/drawing/2016/5/9/chartex" xmlns:cx4="http://schemas.microsoft.com/office/drawing/2016/5/10/chartex" xmlns:cx5="http://schemas.microsoft.com/office/drawing/2016/5/11/chartex" xmlns:cx6="http://schemas.microsoft.com/office/drawing/2016/5/12/chartex" xmlns:cx7="http://schemas.microsoft.com/office/drawing/2016/5/13/chartex" xmlns:cx8="http://schemas.microsoft.com/office/drawing/2016/5/14/chartex" xmlns:mc="http://schemas.openxmlformats.org/markup-compatibility/2006" xmlns:aink="http://schemas.microsoft.com/office/drawing/2016/ink" xmlns:am3d="http://schemas.microsoft.com/office/drawing/2017/model3d" xmlns:o="urn:schemas-microsoft-com:office:office" xmlns:oel="http://schemas.microsoft.com/office/2019/extlst" xmlns:r="http://schemas.openxmlformats.org/officeDocument/2006/relationships" xmlns:m="http://schemas.openxmlformats.org/officeDocument/2006/math" xmlns:v="urn:schemas-microsoft-com:vml" xmlns:wp14="http://schemas.microsoft.com/office/word/2010/wordprocessingDrawing" xmlns:wp="http://schemas.openxmlformats.org/drawingml/2006/wordprocessingDrawing" xmlns:w10="urn:schemas-microsoft-com:office:word" xmlns:w="http://schemas.openxmlformats.org/wordprocessingml/2006/main" xmlns:w14="http://schemas.microsoft.com/office/word/2010/wordml" xmlns:w15="http://schemas.microsoft.com/office/word/2012/wordml" xmlns:w16cex="http://schemas.microsoft.com/office/word/2018/wordml/cex" xmlns:w16cid="http://schemas.microsoft.com/office/word/2016/wordml/cid" xmlns:w16="http://schemas.microsoft.com/office/word/2018/wordml" xmlns:w16du="http://schemas.microsoft.com/office/word/2023/wordml/word16du" xmlns:w16sdtdh="http://schemas.microsoft.com/office/word/2020/wordml/sdtdatahash" xmlns:w16sdtfl="http://schemas.microsoft.com/office/word/2024/wordml/sdtformatlock" xmlns:w16se="http://schemas.microsoft.com/office/word/2015/wordml/symex" xmlns:wpg="http://schemas.microsoft.com/office/word/2010/wordprocessingGroup" xmlns:wpi="http://schemas.microsoft.com/office/word/2010/wordprocessingInk" xmlns:wne="http://schemas.microsoft.com/office/word/2006/wordml" xmlns:wps="http://schemas.microsoft.com/office/word/2010/wordprocessingShape" mc:Ignorable="w14 w15 w16se w16cid w16 w16cex w16sdtdh w16sdtfl w16du wp14">
   <w:p>
     <w:pPr>
       <w:pStyle w:val="Footer"/>
@@ -606,7 +749,7 @@
 </file>
 
 <file path=word/footer3.xml><?xml version="1.0" encoding="utf-8"?>
-<w:ftr xmlns:wpc="http://schemas.microsoft.com/office/word/2010/wordprocessingCanvas" xmlns:cx="http://schemas.microsoft.com/office/drawing/2014/chartex" xmlns:cx1="http://schemas.microsoft.com/office/drawing/2015/9/8/chartex" xmlns:cx2="http://schemas.microsoft.com/office/drawing/2015/10/21/chartex" xmlns:cx3="http://schemas.microsoft.com/office/drawing/2016/5/9/chartex" xmlns:cx4="http://schemas.microsoft.com/office/drawing/2016/5/10/chartex" xmlns:cx5="http://schemas.microsoft.com/office/drawing/2016/5/11/chartex" xmlns:cx6="http://schemas.microsoft.com/office/drawing/2016/5/12/chartex" xmlns:cx7="http://schemas.microsoft.com/office/drawing/2016/5/13/chartex" xmlns:cx8="http://schemas.microsoft.com/office/drawing/2016/5/14/chartex" xmlns:mc="http://schemas.openxmlformats.org/markup-compatibility/2006" xmlns:aink="http://schemas.microsoft.com/office/drawing/2016/ink" xmlns:am3d="http://schemas.microsoft.com/office/drawing/2017/model3d" xmlns:o="urn:schemas-microsoft-com:office:office" xmlns:oel="http://schemas.microsoft.com/office/2019/extlst" xmlns:r="http://schemas.openxmlformats.org/officeDocument/2006/relationships" xmlns:m="http://schemas.openxmlformats.org/officeDocument/2006/math" xmlns:v="urn:schemas-microsoft-com:vml" xmlns:wp14="http://schemas.microsoft.com/office/word/2010/wordprocessingDrawing" xmlns:wp="http://schemas.openxmlformats.org/drawingml/2006/wordprocessingDrawing" xmlns:w10="urn:schemas-microsoft-com:office:word" xmlns:w="http://schemas.openxmlformats.org/wordprocessingml/2006/main" xmlns:w14="http://schemas.microsoft.com/office/word/2010/wordml" xmlns:w15="http://schemas.microsoft.com/office/word/2012/wordml" xmlns:w16cex="http://schemas.microsoft.com/office/word/2018/wordml/cex" xmlns:w16cid="http://schemas.microsoft.com/office/word/2016/wordml/cid" xmlns:w16="http://schemas.microsoft.com/office/word/2018/wordml" xmlns:w16sdtdh="http://schemas.microsoft.com/office/word/2020/wordml/sdtdatahash" xmlns:w16se="http://schemas.microsoft.com/office/word/2015/wordml/symex" xmlns:wpg="http://schemas.microsoft.com/office/word/2010/wordprocessingGroup" xmlns:wpi="http://schemas.microsoft.com/office/word/2010/wordprocessingInk" xmlns:wne="http://schemas.microsoft.com/office/word/2006/wordml" xmlns:wps="http://schemas.microsoft.com/office/word/2010/wordprocessingShape" mc:Ignorable="w14 w15 w16se w16cid w16 w16cex w16sdtdh wp14">
+<w:ftr xmlns:wpc="http://schemas.microsoft.com/office/word/2010/wordprocessingCanvas" xmlns:cx="http://schemas.microsoft.com/office/drawing/2014/chartex" xmlns:cx1="http://schemas.microsoft.com/office/drawing/2015/9/8/chartex" xmlns:cx2="http://schemas.microsoft.com/office/drawing/2015/10/21/chartex" xmlns:cx3="http://schemas.microsoft.com/office/drawing/2016/5/9/chartex" xmlns:cx4="http://schemas.microsoft.com/office/drawing/2016/5/10/chartex" xmlns:cx5="http://schemas.microsoft.com/office/drawing/2016/5/11/chartex" xmlns:cx6="http://schemas.microsoft.com/office/drawing/2016/5/12/chartex" xmlns:cx7="http://schemas.microsoft.com/office/drawing/2016/5/13/chartex" xmlns:cx8="http://schemas.microsoft.com/office/drawing/2016/5/14/chartex" xmlns:mc="http://schemas.openxmlformats.org/markup-compatibility/2006" xmlns:aink="http://schemas.microsoft.com/office/drawing/2016/ink" xmlns:am3d="http://schemas.microsoft.com/office/drawing/2017/model3d" xmlns:o="urn:schemas-microsoft-com:office:office" xmlns:oel="http://schemas.microsoft.com/office/2019/extlst" xmlns:r="http://schemas.openxmlformats.org/officeDocument/2006/relationships" xmlns:m="http://schemas.openxmlformats.org/officeDocument/2006/math" xmlns:v="urn:schemas-microsoft-com:vml" xmlns:wp14="http://schemas.microsoft.com/office/word/2010/wordprocessingDrawing" xmlns:wp="http://schemas.openxmlformats.org/drawingml/2006/wordprocessingDrawing" xmlns:w10="urn:schemas-microsoft-com:office:word" xmlns:w="http://schemas.openxmlformats.org/wordprocessingml/2006/main" xmlns:w14="http://schemas.microsoft.com/office/word/2010/wordml" xmlns:w15="http://schemas.microsoft.com/office/word/2012/wordml" xmlns:w16cex="http://schemas.microsoft.com/office/word/2018/wordml/cex" xmlns:w16cid="http://schemas.microsoft.com/office/word/2016/wordml/cid" xmlns:w16="http://schemas.microsoft.com/office/word/2018/wordml" xmlns:w16du="http://schemas.microsoft.com/office/word/2023/wordml/word16du" xmlns:w16sdtdh="http://schemas.microsoft.com/office/word/2020/wordml/sdtdatahash" xmlns:w16sdtfl="http://schemas.microsoft.com/office/word/2024/wordml/sdtformatlock" xmlns:w16se="http://schemas.microsoft.com/office/word/2015/wordml/symex" xmlns:wpg="http://schemas.microsoft.com/office/word/2010/wordprocessingGroup" xmlns:wpi="http://schemas.microsoft.com/office/word/2010/wordprocessingInk" xmlns:wne="http://schemas.microsoft.com/office/word/2006/wordml" xmlns:wps="http://schemas.microsoft.com/office/word/2010/wordprocessingShape" mc:Ignorable="w14 w15 w16se w16cid w16 w16cex w16sdtdh w16sdtfl w16du wp14">
   <w:p>
     <w:pPr>
       <w:pStyle w:val="Footer"/>
@@ -616,7 +759,7 @@
 </file>
 
 <file path=word/footnotes.xml><?xml version="1.0" encoding="utf-8"?>
-<w:footnotes xmlns:wpc="http://schemas.microsoft.com/office/word/2010/wordprocessingCanvas" xmlns:cx="http://schemas.microsoft.com/office/drawing/2014/chartex" xmlns:cx1="http://schemas.microsoft.com/office/drawing/2015/9/8/chartex" xmlns:cx2="http://schemas.microsoft.com/office/drawing/2015/10/21/chartex" xmlns:cx3="http://schemas.microsoft.com/office/drawing/2016/5/9/chartex" xmlns:cx4="http://schemas.microsoft.com/office/drawing/2016/5/10/chartex" xmlns:cx5="http://schemas.microsoft.com/office/drawing/2016/5/11/chartex" xmlns:cx6="http://schemas.microsoft.com/office/drawing/2016/5/12/chartex" xmlns:cx7="http://schemas.microsoft.com/office/drawing/2016/5/13/chartex" xmlns:cx8="http://schemas.microsoft.com/office/drawing/2016/5/14/chartex" xmlns:mc="http://schemas.openxmlformats.org/markup-compatibility/2006" xmlns:aink="http://schemas.microsoft.com/office/drawing/2016/ink" xmlns:am3d="http://schemas.microsoft.com/office/drawing/2017/model3d" xmlns:o="urn:schemas-microsoft-com:office:office" xmlns:oel="http://schemas.microsoft.com/office/2019/extlst" xmlns:r="http://schemas.openxmlformats.org/officeDocument/2006/relationships" xmlns:m="http://schemas.openxmlformats.org/officeDocument/2006/math" xmlns:v="urn:schemas-microsoft-com:vml" xmlns:wp14="http://schemas.microsoft.com/office/word/2010/wordprocessingDrawing" xmlns:wp="http://schemas.openxmlformats.org/drawingml/2006/wordprocessingDrawing" xmlns:w10="urn:schemas-microsoft-com:office:word" xmlns:w="http://schemas.openxmlformats.org/wordprocessingml/2006/main" xmlns:w14="http://schemas.microsoft.com/office/word/2010/wordml" xmlns:w15="http://schemas.microsoft.com/office/word/2012/wordml" xmlns:w16cex="http://schemas.microsoft.com/office/word/2018/wordml/cex" xmlns:w16cid="http://schemas.microsoft.com/office/word/2016/wordml/cid" xmlns:w16="http://schemas.microsoft.com/office/word/2018/wordml" xmlns:w16sdtdh="http://schemas.microsoft.com/office/word/2020/wordml/sdtdatahash" xmlns:w16se="http://schemas.microsoft.com/office/word/2015/wordml/symex" xmlns:wpg="http://schemas.microsoft.com/office/word/2010/wordprocessingGroup" xmlns:wpi="http://schemas.microsoft.com/office/word/2010/wordprocessingInk" xmlns:wne="http://schemas.microsoft.com/office/word/2006/wordml" xmlns:wps="http://schemas.microsoft.com/office/word/2010/wordprocessingShape" mc:Ignorable="w14 w15 w16se w16cid w16 w16cex w16sdtdh wp14">
+<w:footnotes xmlns:wpc="http://schemas.microsoft.com/office/word/2010/wordprocessingCanvas" xmlns:cx="http://schemas.microsoft.com/office/drawing/2014/chartex" xmlns:cx1="http://schemas.microsoft.com/office/drawing/2015/9/8/chartex" xmlns:cx2="http://schemas.microsoft.com/office/drawing/2015/10/21/chartex" xmlns:cx3="http://schemas.microsoft.com/office/drawing/2016/5/9/chartex" xmlns:cx4="http://schemas.microsoft.com/office/drawing/2016/5/10/chartex" xmlns:cx5="http://schemas.microsoft.com/office/drawing/2016/5/11/chartex" xmlns:cx6="http://schemas.microsoft.com/office/drawing/2016/5/12/chartex" xmlns:cx7="http://schemas.microsoft.com/office/drawing/2016/5/13/chartex" xmlns:cx8="http://schemas.microsoft.com/office/drawing/2016/5/14/chartex" xmlns:mc="http://schemas.openxmlformats.org/markup-compatibility/2006" xmlns:aink="http://schemas.microsoft.com/office/drawing/2016/ink" xmlns:am3d="http://schemas.microsoft.com/office/drawing/2017/model3d" xmlns:o="urn:schemas-microsoft-com:office:office" xmlns:oel="http://schemas.microsoft.com/office/2019/extlst" xmlns:r="http://schemas.openxmlformats.org/officeDocument/2006/relationships" xmlns:m="http://schemas.openxmlformats.org/officeDocument/2006/math" xmlns:v="urn:schemas-microsoft-com:vml" xmlns:wp14="http://schemas.microsoft.com/office/word/2010/wordprocessingDrawing" xmlns:wp="http://schemas.openxmlformats.org/drawingml/2006/wordprocessingDrawing" xmlns:w10="urn:schemas-microsoft-com:office:word" xmlns:w="http://schemas.openxmlformats.org/wordprocessingml/2006/main" xmlns:w14="http://schemas.microsoft.com/office/word/2010/wordml" xmlns:w15="http://schemas.microsoft.com/office/word/2012/wordml" xmlns:w16cex="http://schemas.microsoft.com/office/word/2018/wordml/cex" xmlns:w16cid="http://schemas.microsoft.com/office/word/2016/wordml/cid" xmlns:w16="http://schemas.microsoft.com/office/word/2018/wordml" xmlns:w16du="http://schemas.microsoft.com/office/word/2023/wordml/word16du" xmlns:w16sdtdh="http://schemas.microsoft.com/office/word/2020/wordml/sdtdatahash" xmlns:w16sdtfl="http://schemas.microsoft.com/office/word/2024/wordml/sdtformatlock" xmlns:w16se="http://schemas.microsoft.com/office/word/2015/wordml/symex" xmlns:wpg="http://schemas.microsoft.com/office/word/2010/wordprocessingGroup" xmlns:wpi="http://schemas.microsoft.com/office/word/2010/wordprocessingInk" xmlns:wne="http://schemas.microsoft.com/office/word/2006/wordml" xmlns:wps="http://schemas.microsoft.com/office/word/2010/wordprocessingShape" mc:Ignorable="w14 w15 w16se w16cid w16 w16cex w16sdtdh w16sdtfl w16du wp14">
   <w:footnote w:type="separator" w:id="-1">
     <w:p>
       <w:pPr>
@@ -641,7 +784,7 @@
 </file>
 
 <file path=word/header1.xml><?xml version="1.0" encoding="utf-8"?>
-<w:hdr xmlns:wpc="http://schemas.microsoft.com/office/word/2010/wordprocessingCanvas" xmlns:cx="http://schemas.microsoft.com/office/drawing/2014/chartex" xmlns:cx1="http://schemas.microsoft.com/office/drawing/2015/9/8/chartex" xmlns:cx2="http://schemas.microsoft.com/office/drawing/2015/10/21/chartex" xmlns:cx3="http://schemas.microsoft.com/office/drawing/2016/5/9/chartex" xmlns:cx4="http://schemas.microsoft.com/office/drawing/2016/5/10/chartex" xmlns:cx5="http://schemas.microsoft.com/office/drawing/2016/5/11/chartex" xmlns:cx6="http://schemas.microsoft.com/office/drawing/2016/5/12/chartex" xmlns:cx7="http://schemas.microsoft.com/office/drawing/2016/5/13/chartex" xmlns:cx8="http://schemas.microsoft.com/office/drawing/2016/5/14/chartex" xmlns:mc="http://schemas.openxmlformats.org/markup-compatibility/2006" xmlns:aink="http://schemas.microsoft.com/office/drawing/2016/ink" xmlns:am3d="http://schemas.microsoft.com/office/drawing/2017/model3d" xmlns:o="urn:schemas-microsoft-com:office:office" xmlns:oel="http://schemas.microsoft.com/office/2019/extlst" xmlns:r="http://schemas.openxmlformats.org/officeDocument/2006/relationships" xmlns:m="http://schemas.openxmlformats.org/officeDocument/2006/math" xmlns:v="urn:schemas-microsoft-com:vml" xmlns:wp14="http://schemas.microsoft.com/office/word/2010/wordprocessingDrawing" xmlns:wp="http://schemas.openxmlformats.org/drawingml/2006/wordprocessingDrawing" xmlns:w10="urn:schemas-microsoft-com:office:word" xmlns:w="http://schemas.openxmlformats.org/wordprocessingml/2006/main" xmlns:w14="http://schemas.microsoft.com/office/word/2010/wordml" xmlns:w15="http://schemas.microsoft.com/office/word/2012/wordml" xmlns:w16cex="http://schemas.microsoft.com/office/word/2018/wordml/cex" xmlns:w16cid="http://schemas.microsoft.com/office/word/2016/wordml/cid" xmlns:w16="http://schemas.microsoft.com/office/word/2018/wordml" xmlns:w16sdtdh="http://schemas.microsoft.com/office/word/2020/wordml/sdtdatahash" xmlns:w16se="http://schemas.microsoft.com/office/word/2015/wordml/symex" xmlns:wpg="http://schemas.microsoft.com/office/word/2010/wordprocessingGroup" xmlns:wpi="http://schemas.microsoft.com/office/word/2010/wordprocessingInk" xmlns:wne="http://schemas.microsoft.com/office/word/2006/wordml" xmlns:wps="http://schemas.microsoft.com/office/word/2010/wordprocessingShape" mc:Ignorable="w14 w15 w16se w16cid w16 w16cex w16sdtdh wp14">
+<w:hdr xmlns:wpc="http://schemas.microsoft.com/office/word/2010/wordprocessingCanvas" xmlns:cx="http://schemas.microsoft.com/office/drawing/2014/chartex" xmlns:cx1="http://schemas.microsoft.com/office/drawing/2015/9/8/chartex" xmlns:cx2="http://schemas.microsoft.com/office/drawing/2015/10/21/chartex" xmlns:cx3="http://schemas.microsoft.com/office/drawing/2016/5/9/chartex" xmlns:cx4="http://schemas.microsoft.com/office/drawing/2016/5/10/chartex" xmlns:cx5="http://schemas.microsoft.com/office/drawing/2016/5/11/chartex" xmlns:cx6="http://schemas.microsoft.com/office/drawing/2016/5/12/chartex" xmlns:cx7="http://schemas.microsoft.com/office/drawing/2016/5/13/chartex" xmlns:cx8="http://schemas.microsoft.com/office/drawing/2016/5/14/chartex" xmlns:mc="http://schemas.openxmlformats.org/markup-compatibility/2006" xmlns:aink="http://schemas.microsoft.com/office/drawing/2016/ink" xmlns:am3d="http://schemas.microsoft.com/office/drawing/2017/model3d" xmlns:o="urn:schemas-microsoft-com:office:office" xmlns:oel="http://schemas.microsoft.com/office/2019/extlst" xmlns:r="http://schemas.openxmlformats.org/officeDocument/2006/relationships" xmlns:m="http://schemas.openxmlformats.org/officeDocument/2006/math" xmlns:v="urn:schemas-microsoft-com:vml" xmlns:wp14="http://schemas.microsoft.com/office/word/2010/wordprocessingDrawing" xmlns:wp="http://schemas.openxmlformats.org/drawingml/2006/wordprocessingDrawing" xmlns:w10="urn:schemas-microsoft-com:office:word" xmlns:w="http://schemas.openxmlformats.org/wordprocessingml/2006/main" xmlns:w14="http://schemas.microsoft.com/office/word/2010/wordml" xmlns:w15="http://schemas.microsoft.com/office/word/2012/wordml" xmlns:w16cex="http://schemas.microsoft.com/office/word/2018/wordml/cex" xmlns:w16cid="http://schemas.microsoft.com/office/word/2016/wordml/cid" xmlns:w16="http://schemas.microsoft.com/office/word/2018/wordml" xmlns:w16du="http://schemas.microsoft.com/office/word/2023/wordml/word16du" xmlns:w16sdtdh="http://schemas.microsoft.com/office/word/2020/wordml/sdtdatahash" xmlns:w16sdtfl="http://schemas.microsoft.com/office/word/2024/wordml/sdtformatlock" xmlns:w16se="http://schemas.microsoft.com/office/word/2015/wordml/symex" xmlns:wpg="http://schemas.microsoft.com/office/word/2010/wordprocessingGroup" xmlns:wpi="http://schemas.microsoft.com/office/word/2010/wordprocessingInk" xmlns:wne="http://schemas.microsoft.com/office/word/2006/wordml" xmlns:wps="http://schemas.microsoft.com/office/word/2010/wordprocessingShape" mc:Ignorable="w14 w15 w16se w16cid w16 w16cex w16sdtdh w16sdtfl w16du wp14">
   <w:p>
     <w:pPr>
       <w:pStyle w:val="Header"/>
@@ -651,7 +794,7 @@
 </file>
 
 <file path=word/header2.xml><?xml version="1.0" encoding="utf-8"?>
-<w:hdr xmlns:wpc="http://schemas.microsoft.com/office/word/2010/wordprocessingCanvas" xmlns:cx="http://schemas.microsoft.com/office/drawing/2014/chartex" xmlns:cx1="http://schemas.microsoft.com/office/drawing/2015/9/8/chartex" xmlns:cx2="http://schemas.microsoft.com/office/drawing/2015/10/21/chartex" xmlns:cx3="http://schemas.microsoft.com/office/drawing/2016/5/9/chartex" xmlns:cx4="http://schemas.microsoft.com/office/drawing/2016/5/10/chartex" xmlns:cx5="http://schemas.microsoft.com/office/drawing/2016/5/11/chartex" xmlns:cx6="http://schemas.microsoft.com/office/drawing/2016/5/12/chartex" xmlns:cx7="http://schemas.microsoft.com/office/drawing/2016/5/13/chartex" xmlns:cx8="http://schemas.microsoft.com/office/drawing/2016/5/14/chartex" xmlns:mc="http://schemas.openxmlformats.org/markup-compatibility/2006" xmlns:aink="http://schemas.microsoft.com/office/drawing/2016/ink" xmlns:am3d="http://schemas.microsoft.com/office/drawing/2017/model3d" xmlns:o="urn:schemas-microsoft-com:office:office" xmlns:oel="http://schemas.microsoft.com/office/2019/extlst" xmlns:r="http://schemas.openxmlformats.org/officeDocument/2006/relationships" xmlns:m="http://schemas.openxmlformats.org/officeDocument/2006/math" xmlns:v="urn:schemas-microsoft-com:vml" xmlns:wp14="http://schemas.microsoft.com/office/word/2010/wordprocessingDrawing" xmlns:wp="http://schemas.openxmlformats.org/drawingml/2006/wordprocessingDrawing" xmlns:w10="urn:schemas-microsoft-com:office:word" xmlns:w="http://schemas.openxmlformats.org/wordprocessingml/2006/main" xmlns:w14="http://schemas.microsoft.com/office/word/2010/wordml" xmlns:w15="http://schemas.microsoft.com/office/word/2012/wordml" xmlns:w16cex="http://schemas.microsoft.com/office/word/2018/wordml/cex" xmlns:w16cid="http://schemas.microsoft.com/office/word/2016/wordml/cid" xmlns:w16="http://schemas.microsoft.com/office/word/2018/wordml" xmlns:w16sdtdh="http://schemas.microsoft.com/office/word/2020/wordml/sdtdatahash" xmlns:w16se="http://schemas.microsoft.com/office/word/2015/wordml/symex" xmlns:wpg="http://schemas.microsoft.com/office/word/2010/wordprocessingGroup" xmlns:wpi="http://schemas.microsoft.com/office/word/2010/wordprocessingInk" xmlns:wne="http://schemas.microsoft.com/office/word/2006/wordml" xmlns:wps="http://schemas.microsoft.com/office/word/2010/wordprocessingShape" mc:Ignorable="w14 w15 w16se w16cid w16 w16cex w16sdtdh wp14">
+<w:hdr xmlns:wpc="http://schemas.microsoft.com/office/word/2010/wordprocessingCanvas" xmlns:cx="http://schemas.microsoft.com/office/drawing/2014/chartex" xmlns:cx1="http://schemas.microsoft.com/office/drawing/2015/9/8/chartex" xmlns:cx2="http://schemas.microsoft.com/office/drawing/2015/10/21/chartex" xmlns:cx3="http://schemas.microsoft.com/office/drawing/2016/5/9/chartex" xmlns:cx4="http://schemas.microsoft.com/office/drawing/2016/5/10/chartex" xmlns:cx5="http://schemas.microsoft.com/office/drawing/2016/5/11/chartex" xmlns:cx6="http://schemas.microsoft.com/office/drawing/2016/5/12/chartex" xmlns:cx7="http://schemas.microsoft.com/office/drawing/2016/5/13/chartex" xmlns:cx8="http://schemas.microsoft.com/office/drawing/2016/5/14/chartex" xmlns:mc="http://schemas.openxmlformats.org/markup-compatibility/2006" xmlns:aink="http://schemas.microsoft.com/office/drawing/2016/ink" xmlns:am3d="http://schemas.microsoft.com/office/drawing/2017/model3d" xmlns:o="urn:schemas-microsoft-com:office:office" xmlns:oel="http://schemas.microsoft.com/office/2019/extlst" xmlns:r="http://schemas.openxmlformats.org/officeDocument/2006/relationships" xmlns:m="http://schemas.openxmlformats.org/officeDocument/2006/math" xmlns:v="urn:schemas-microsoft-com:vml" xmlns:wp14="http://schemas.microsoft.com/office/word/2010/wordprocessingDrawing" xmlns:wp="http://schemas.openxmlformats.org/drawingml/2006/wordprocessingDrawing" xmlns:w10="urn:schemas-microsoft-com:office:word" xmlns:w="http://schemas.openxmlformats.org/wordprocessingml/2006/main" xmlns:w14="http://schemas.microsoft.com/office/word/2010/wordml" xmlns:w15="http://schemas.microsoft.com/office/word/2012/wordml" xmlns:w16cex="http://schemas.microsoft.com/office/word/2018/wordml/cex" xmlns:w16cid="http://schemas.microsoft.com/office/word/2016/wordml/cid" xmlns:w16="http://schemas.microsoft.com/office/word/2018/wordml" xmlns:w16du="http://schemas.microsoft.com/office/word/2023/wordml/word16du" xmlns:w16sdtdh="http://schemas.microsoft.com/office/word/2020/wordml/sdtdatahash" xmlns:w16sdtfl="http://schemas.microsoft.com/office/word/2024/wordml/sdtformatlock" xmlns:w16se="http://schemas.microsoft.com/office/word/2015/wordml/symex" xmlns:wpg="http://schemas.microsoft.com/office/word/2010/wordprocessingGroup" xmlns:wpi="http://schemas.microsoft.com/office/word/2010/wordprocessingInk" xmlns:wne="http://schemas.microsoft.com/office/word/2006/wordml" xmlns:wps="http://schemas.microsoft.com/office/word/2010/wordprocessingShape" mc:Ignorable="w14 w15 w16se w16cid w16 w16cex w16sdtdh w16sdtfl w16du wp14">
   <w:p>
     <w:pPr>
       <w:pStyle w:val="Header"/>
@@ -662,7 +805,7 @@
 </file>
 
 <file path=word/header3.xml><?xml version="1.0" encoding="utf-8"?>
-<w:hdr xmlns:wpc="http://schemas.microsoft.com/office/word/2010/wordprocessingCanvas" xmlns:cx="http://schemas.microsoft.com/office/drawing/2014/chartex" xmlns:cx1="http://schemas.microsoft.com/office/drawing/2015/9/8/chartex" xmlns:cx2="http://schemas.microsoft.com/office/drawing/2015/10/21/chartex" xmlns:cx3="http://schemas.microsoft.com/office/drawing/2016/5/9/chartex" xmlns:cx4="http://schemas.microsoft.com/office/drawing/2016/5/10/chartex" xmlns:cx5="http://schemas.microsoft.com/office/drawing/2016/5/11/chartex" xmlns:cx6="http://schemas.microsoft.com/office/drawing/2016/5/12/chartex" xmlns:cx7="http://schemas.microsoft.com/office/drawing/2016/5/13/chartex" xmlns:cx8="http://schemas.microsoft.com/office/drawing/2016/5/14/chartex" xmlns:mc="http://schemas.openxmlformats.org/markup-compatibility/2006" xmlns:aink="http://schemas.microsoft.com/office/drawing/2016/ink" xmlns:am3d="http://schemas.microsoft.com/office/drawing/2017/model3d" xmlns:o="urn:schemas-microsoft-com:office:office" xmlns:oel="http://schemas.microsoft.com/office/2019/extlst" xmlns:r="http://schemas.openxmlformats.org/officeDocument/2006/relationships" xmlns:m="http://schemas.openxmlformats.org/officeDocument/2006/math" xmlns:v="urn:schemas-microsoft-com:vml" xmlns:wp14="http://schemas.microsoft.com/office/word/2010/wordprocessingDrawing" xmlns:wp="http://schemas.openxmlformats.org/drawingml/2006/wordprocessingDrawing" xmlns:w10="urn:schemas-microsoft-com:office:word" xmlns:w="http://schemas.openxmlformats.org/wordprocessingml/2006/main" xmlns:w14="http://schemas.microsoft.com/office/word/2010/wordml" xmlns:w15="http://schemas.microsoft.com/office/word/2012/wordml" xmlns:w16cex="http://schemas.microsoft.com/office/word/2018/wordml/cex" xmlns:w16cid="http://schemas.microsoft.com/office/word/2016/wordml/cid" xmlns:w16="http://schemas.microsoft.com/office/word/2018/wordml" xmlns:w16sdtdh="http://schemas.microsoft.com/office/word/2020/wordml/sdtdatahash" xmlns:w16se="http://schemas.microsoft.com/office/word/2015/wordml/symex" xmlns:wpg="http://schemas.microsoft.com/office/word/2010/wordprocessingGroup" xmlns:wpi="http://schemas.microsoft.com/office/word/2010/wordprocessingInk" xmlns:wne="http://schemas.microsoft.com/office/word/2006/wordml" xmlns:wps="http://schemas.microsoft.com/office/word/2010/wordprocessingShape" mc:Ignorable="w14 w15 w16se w16cid w16 w16cex w16sdtdh wp14">
+<w:hdr xmlns:wpc="http://schemas.microsoft.com/office/word/2010/wordprocessingCanvas" xmlns:cx="http://schemas.microsoft.com/office/drawing/2014/chartex" xmlns:cx1="http://schemas.microsoft.com/office/drawing/2015/9/8/chartex" xmlns:cx2="http://schemas.microsoft.com/office/drawing/2015/10/21/chartex" xmlns:cx3="http://schemas.microsoft.com/office/drawing/2016/5/9/chartex" xmlns:cx4="http://schemas.microsoft.com/office/drawing/2016/5/10/chartex" xmlns:cx5="http://schemas.microsoft.com/office/drawing/2016/5/11/chartex" xmlns:cx6="http://schemas.microsoft.com/office/drawing/2016/5/12/chartex" xmlns:cx7="http://schemas.microsoft.com/office/drawing/2016/5/13/chartex" xmlns:cx8="http://schemas.microsoft.com/office/drawing/2016/5/14/chartex" xmlns:mc="http://schemas.openxmlformats.org/markup-compatibility/2006" xmlns:aink="http://schemas.microsoft.com/office/drawing/2016/ink" xmlns:am3d="http://schemas.microsoft.com/office/drawing/2017/model3d" xmlns:o="urn:schemas-microsoft-com:office:office" xmlns:oel="http://schemas.microsoft.com/office/2019/extlst" xmlns:r="http://schemas.openxmlformats.org/officeDocument/2006/relationships" xmlns:m="http://schemas.openxmlformats.org/officeDocument/2006/math" xmlns:v="urn:schemas-microsoft-com:vml" xmlns:wp14="http://schemas.microsoft.com/office/word/2010/wordprocessingDrawing" xmlns:wp="http://schemas.openxmlformats.org/drawingml/2006/wordprocessingDrawing" xmlns:w10="urn:schemas-microsoft-com:office:word" xmlns:w="http://schemas.openxmlformats.org/wordprocessingml/2006/main" xmlns:w14="http://schemas.microsoft.com/office/word/2010/wordml" xmlns:w15="http://schemas.microsoft.com/office/word/2012/wordml" xmlns:w16cex="http://schemas.microsoft.com/office/word/2018/wordml/cex" xmlns:w16cid="http://schemas.microsoft.com/office/word/2016/wordml/cid" xmlns:w16="http://schemas.microsoft.com/office/word/2018/wordml" xmlns:w16du="http://schemas.microsoft.com/office/word/2023/wordml/word16du" xmlns:w16sdtdh="http://schemas.microsoft.com/office/word/2020/wordml/sdtdatahash" xmlns:w16sdtfl="http://schemas.microsoft.com/office/word/2024/wordml/sdtformatlock" xmlns:w16se="http://schemas.microsoft.com/office/word/2015/wordml/symex" xmlns:wpg="http://schemas.microsoft.com/office/word/2010/wordprocessingGroup" xmlns:wpi="http://schemas.microsoft.com/office/word/2010/wordprocessingInk" xmlns:wne="http://schemas.microsoft.com/office/word/2006/wordml" xmlns:wps="http://schemas.microsoft.com/office/word/2010/wordprocessingShape" mc:Ignorable="w14 w15 w16se w16cid w16 w16cex w16sdtdh w16sdtfl w16du wp14">
   <w:p>
     <w:pPr>
       <w:pStyle w:val="Header"/>
@@ -671,7 +814,7 @@
     <w:r>
       <w:tab/>
       <w:tab/>
-      <w:t>2026-06-17</w:t>
+      <w:t>2026-06-18</w:t>
       <w:br/>
       <w:br/>
     </w:r>
@@ -688,7 +831,7 @@
 </file>
 
 <file path=word/numbering.xml><?xml version="1.0" encoding="utf-8"?>
-<w:numbering xmlns:wpc="http://schemas.microsoft.com/office/word/2010/wordprocessingCanvas" xmlns:cx="http://schemas.microsoft.com/office/drawing/2014/chartex" xmlns:cx1="http://schemas.microsoft.com/office/drawing/2015/9/8/chartex" xmlns:cx2="http://schemas.microsoft.com/office/drawing/2015/10/21/chartex" xmlns:cx3="http://schemas.microsoft.com/office/drawing/2016/5/9/chartex" xmlns:cx4="http://schemas.microsoft.com/office/drawing/2016/5/10/chartex" xmlns:cx5="http://schemas.microsoft.com/office/drawing/2016/5/11/chartex" xmlns:cx6="http://schemas.microsoft.com/office/drawing/2016/5/12/chartex" xmlns:cx7="http://schemas.microsoft.com/office/drawing/2016/5/13/chartex" xmlns:cx8="http://schemas.microsoft.com/office/drawing/2016/5/14/chartex" xmlns:mc="http://schemas.openxmlformats.org/markup-compatibility/2006" xmlns:aink="http://schemas.microsoft.com/office/drawing/2016/ink" xmlns:am3d="http://schemas.microsoft.com/office/drawing/2017/model3d" xmlns:o="urn:schemas-microsoft-com:office:office" xmlns:oel="http://schemas.microsoft.com/office/2019/extlst" xmlns:r="http://schemas.openxmlformats.org/officeDocument/2006/relationships" xmlns:m="http://schemas.openxmlformats.org/officeDocument/2006/math" xmlns:v="urn:schemas-microsoft-com:vml" xmlns:wp14="http://schemas.microsoft.com/office/word/2010/wordprocessingDrawing" xmlns:wp="http://schemas.openxmlformats.org/drawingml/2006/wordprocessingDrawing" xmlns:w10="urn:schemas-microsoft-com:office:word" xmlns:w="http://schemas.openxmlformats.org/wordprocessingml/2006/main" xmlns:w14="http://schemas.microsoft.com/office/word/2010/wordml" xmlns:w15="http://schemas.microsoft.com/office/word/2012/wordml" xmlns:w16cex="http://schemas.microsoft.com/office/word/2018/wordml/cex" xmlns:w16cid="http://schemas.microsoft.com/office/word/2016/wordml/cid" xmlns:w16="http://schemas.microsoft.com/office/word/2018/wordml" xmlns:w16sdtdh="http://schemas.microsoft.com/office/word/2020/wordml/sdtdatahash" xmlns:w16se="http://schemas.microsoft.com/office/word/2015/wordml/symex" xmlns:wpg="http://schemas.microsoft.com/office/word/2010/wordprocessingGroup" xmlns:wpi="http://schemas.microsoft.com/office/word/2010/wordprocessingInk" xmlns:wne="http://schemas.microsoft.com/office/word/2006/wordml" xmlns:wps="http://schemas.microsoft.com/office/word/2010/wordprocessingShape" mc:Ignorable="w14 w15 w16se w16cid w16 w16cex w16sdtdh wp14">
+<w:numbering xmlns:wpc="http://schemas.microsoft.com/office/word/2010/wordprocessingCanvas" xmlns:cx="http://schemas.microsoft.com/office/drawing/2014/chartex" xmlns:cx1="http://schemas.microsoft.com/office/drawing/2015/9/8/chartex" xmlns:cx2="http://schemas.microsoft.com/office/drawing/2015/10/21/chartex" xmlns:cx3="http://schemas.microsoft.com/office/drawing/2016/5/9/chartex" xmlns:cx4="http://schemas.microsoft.com/office/drawing/2016/5/10/chartex" xmlns:cx5="http://schemas.microsoft.com/office/drawing/2016/5/11/chartex" xmlns:cx6="http://schemas.microsoft.com/office/drawing/2016/5/12/chartex" xmlns:cx7="http://schemas.microsoft.com/office/drawing/2016/5/13/chartex" xmlns:cx8="http://schemas.microsoft.com/office/drawing/2016/5/14/chartex" xmlns:mc="http://schemas.openxmlformats.org/markup-compatibility/2006" xmlns:aink="http://schemas.microsoft.com/office/drawing/2016/ink" xmlns:am3d="http://schemas.microsoft.com/office/drawing/2017/model3d" xmlns:o="urn:schemas-microsoft-com:office:office" xmlns:oel="http://schemas.microsoft.com/office/2019/extlst" xmlns:r="http://schemas.openxmlformats.org/officeDocument/2006/relationships" xmlns:m="http://schemas.openxmlformats.org/officeDocument/2006/math" xmlns:v="urn:schemas-microsoft-com:vml" xmlns:wp14="http://schemas.microsoft.com/office/word/2010/wordprocessingDrawing" xmlns:wp="http://schemas.openxmlformats.org/drawingml/2006/wordprocessingDrawing" xmlns:w10="urn:schemas-microsoft-com:office:word" xmlns:w="http://schemas.openxmlformats.org/wordprocessingml/2006/main" xmlns:w14="http://schemas.microsoft.com/office/word/2010/wordml" xmlns:w15="http://schemas.microsoft.com/office/word/2012/wordml" xmlns:w16cex="http://schemas.microsoft.com/office/word/2018/wordml/cex" xmlns:w16cid="http://schemas.microsoft.com/office/word/2016/wordml/cid" xmlns:w16="http://schemas.microsoft.com/office/word/2018/wordml" xmlns:w16du="http://schemas.microsoft.com/office/word/2023/wordml/word16du" xmlns:w16sdtdh="http://schemas.microsoft.com/office/word/2020/wordml/sdtdatahash" xmlns:w16sdtfl="http://schemas.microsoft.com/office/word/2024/wordml/sdtformatlock" xmlns:w16se="http://schemas.microsoft.com/office/word/2015/wordml/symex" xmlns:wpg="http://schemas.microsoft.com/office/word/2010/wordprocessingGroup" xmlns:wpi="http://schemas.microsoft.com/office/word/2010/wordprocessingInk" xmlns:wne="http://schemas.microsoft.com/office/word/2006/wordml" xmlns:wps="http://schemas.microsoft.com/office/word/2010/wordprocessingShape" mc:Ignorable="w14 w15 w16se w16cid w16 w16cex w16sdtdh w16sdtfl w16du wp14">
   <w:abstractNum w:abstractNumId="0" w15:restartNumberingAfterBreak="0">
     <w:nsid w:val="FFFFFF7C"/>
     <w:multiLevelType w:val="singleLevel"/>
@@ -891,7 +1034,7 @@
 </file>
 
 <file path=word/styles.xml><?xml version="1.0" encoding="utf-8"?>
-<w:styles xmlns:mc="http://schemas.openxmlformats.org/markup-compatibility/2006" xmlns:r="http://schemas.openxmlformats.org/officeDocument/2006/relationships" xmlns:w="http://schemas.openxmlformats.org/wordprocessingml/2006/main" xmlns:w14="http://schemas.microsoft.com/office/word/2010/wordml" xmlns:w15="http://schemas.microsoft.com/office/word/2012/wordml" xmlns:w16cex="http://schemas.microsoft.com/office/word/2018/wordml/cex" xmlns:w16cid="http://schemas.microsoft.com/office/word/2016/wordml/cid" xmlns:w16="http://schemas.microsoft.com/office/word/2018/wordml" xmlns:w16sdtdh="http://schemas.microsoft.com/office/word/2020/wordml/sdtdatahash" xmlns:w16se="http://schemas.microsoft.com/office/word/2015/wordml/symex" mc:Ignorable="w14 w15 w16se w16cid w16 w16cex w16sdtdh">
+<w:styles xmlns:mc="http://schemas.openxmlformats.org/markup-compatibility/2006" xmlns:r="http://schemas.openxmlformats.org/officeDocument/2006/relationships" xmlns:w="http://schemas.openxmlformats.org/wordprocessingml/2006/main" xmlns:w14="http://schemas.microsoft.com/office/word/2010/wordml" xmlns:w15="http://schemas.microsoft.com/office/word/2012/wordml" xmlns:w16cex="http://schemas.microsoft.com/office/word/2018/wordml/cex" xmlns:w16cid="http://schemas.microsoft.com/office/word/2016/wordml/cid" xmlns:w16="http://schemas.microsoft.com/office/word/2018/wordml" xmlns:w16du="http://schemas.microsoft.com/office/word/2023/wordml/word16du" xmlns:w16sdtdh="http://schemas.microsoft.com/office/word/2020/wordml/sdtdatahash" xmlns:w16sdtfl="http://schemas.microsoft.com/office/word/2024/wordml/sdtformatlock" xmlns:w16se="http://schemas.microsoft.com/office/word/2015/wordml/symex" mc:Ignorable="w14 w15 w16se w16cid w16 w16cex w16sdtdh w16sdtfl w16du">
   <w:docDefaults>
     <w:rPrDefault>
       <w:rPr>
@@ -1649,7 +1792,7 @@
     <w:link w:val="TitleChar"/>
     <w:uiPriority w:val="10"/>
     <w:qFormat/>
-    <w:rsid w:val="007106C8"/>
+    <w:rsid w:val="00E854FA"/>
     <w:pPr>
       <w:spacing w:after="300" w:line="240" w:lineRule="auto"/>
       <w:contextualSpacing/>
@@ -1659,7 +1802,7 @@
       <w:rFonts w:eastAsiaTheme="majorEastAsia" w:cstheme="majorBidi"/>
       <w:spacing w:val="5"/>
       <w:kern w:val="28"/>
-      <w:sz w:val="52"/>
+      <w:sz w:val="40"/>
       <w:szCs w:val="52"/>
       <w:lang w:val="sv-SE" w:eastAsia="en-US" w:bidi="ar-SA"/>
     </w:rPr>
@@ -1669,12 +1812,12 @@
     <w:basedOn w:val="DefaultParagraphFont"/>
     <w:link w:val="Title"/>
     <w:uiPriority w:val="10"/>
-    <w:rsid w:val="007106C8"/>
+    <w:rsid w:val="00E854FA"/>
     <w:rPr>
       <w:rFonts w:ascii="Times New Roman" w:eastAsiaTheme="majorEastAsia" w:hAnsi="Times New Roman" w:cstheme="majorBidi"/>
       <w:spacing w:val="5"/>
       <w:kern w:val="28"/>
-      <w:sz w:val="52"/>
+      <w:sz w:val="40"/>
       <w:szCs w:val="52"/>
       <w:lang w:val="sv-SE" w:eastAsia="en-US" w:bidi="ar-SA"/>
     </w:rPr>

--- a/klagomål/A 62715-2025 FSC-klagomål.docx
+++ b/klagomål/A 62715-2025 FSC-klagomål.docx
@@ -814,7 +814,7 @@
     <w:r>
       <w:tab/>
       <w:tab/>
-      <w:t>2026-06-18</w:t>
+      <w:t>2026-06-19</w:t>
       <w:br/>
       <w:br/>
     </w:r>

--- a/klagomål/A 62715-2025 FSC-klagomål.docx
+++ b/klagomål/A 62715-2025 FSC-klagomål.docx
@@ -814,7 +814,7 @@
     <w:r>
       <w:tab/>
       <w:tab/>
-      <w:t>2026-06-19</w:t>
+      <w:t>2026-06-20</w:t>
       <w:br/>
       <w:br/>
     </w:r>

--- a/klagomål/A 62715-2025 FSC-klagomål.docx
+++ b/klagomål/A 62715-2025 FSC-klagomål.docx
@@ -168,38 +168,7 @@
     </w:p>
     <w:p>
       <w:r>
-        <w:t>Detta dokument behandlar höga naturvärden i avverkningsanmälan A 62715-2025 i Norrtälje kommun som inkom 2025-12-17 och omfattar 0,8 ha.</w:t>
-      </w:r>
-    </w:p>
-    <w:p>
-      <w:r>
-        <w:t>Nedan presenteras fynd av naturvårdsarter och fridlysta arter som gjorts i det avverkningsanmälda området, samt relevanta utdrag ur standarderna för FSC, Chain of Custody, Controlled Wood och PEFC.</w:t>
-      </w:r>
-    </w:p>
-    <w:p>
-      <w:r>
-        <w:t>Vi förväntar oss att ni återkommer med ett skriftligt svar på vårt klagomål och även beskriver vilka korrigerande åtgärder ni satt in för att rätta till identifierade brister i er efterlevnad av den svenska FSC standarden.</w:t>
-      </w:r>
-    </w:p>
-    <w:p>
-      <w:pPr>
-        <w:pStyle w:val="Heading1"/>
-      </w:pPr>
-      <w:r>
-        <w:t>Naturvårdsarter</w:t>
-      </w:r>
-    </w:p>
-    <w:p>
-      <w:r>
-        <w:t>I och inom 22 meter från avverkningsanmälan har följande 7 naturvårdsarter hittats: gullpudra (NT, T), sårläka (NT, T), bronshjon (S, T), granbarkgnagare (S, T), jättesvampmal (S), svavelriska (S) och blåsippa (T, §9). Av dessa är 2 rödlistade. För rödlistade arter har rödlistekategorin angivits inom parentes. Arter som är signalarter enligt Skogsstyrelsen har markerats med (S). Typiska arter inom Natura 2000 som är kopplade till skogsekosystem har markerats med (T). För fridlysta arter anges även paragrafen i Artskyddsförordningen som arten är fridlyst enligt.</w:t>
-      </w:r>
-    </w:p>
-    <w:p>
-      <w:r>
-        <w:t>De påträffade naturvårdsarterna är ett tydligt kvitto på att det rör sig om en skog med höga naturvärden.</w:t>
-      </w:r>
-      <w:r>
-        <w:t xml:space="preserve"> I Figur 1 visas fyndplatser för naturvårdsarter i området, som finns registrerade på Artportalen.</w:t>
+        <w:t>Detta klagomål behandlar höga naturvärden i avverkningsanmälan A 62715-2025 i Norrtälje kommun som inkom 2025-12-17 och omfattar 0,8 ha.</w:t>
       </w:r>
     </w:p>
     <w:p>
@@ -247,20 +216,35 @@
         <w:spacing w:after="240"/>
       </w:pPr>
       <w:r>
-        <w:t>Figur 1. Fyndplatser för naturvårdsarter i och inom 22 meter från avverkningsanmälan (röd linje). Markörer utan svart kant är placerade på fyndplatsen. Markörer med svart kant är placerade vid sidan av fyndplatsen och har ett svart streck som visar fyndplatsens exakta position. Kartans mittpunktskoordinat är N 6626161, E 703371 i SWEREF 99 TM.</w:t>
+        <w:t>Figur 1. Fyndplatser för naturvårdsarter i och inom 22 meter från avverkningsanmälan. Markörer utan svart kant är placerade på fyndplatsen. Markörer med svart kant är placerade vid sidan av fyndplatsen har ett svart streck som visar fyndplatsens exakta position. Kartans mittpunktskoordinat är N 6626161, E 703371 i SWEREF 99 TM.</w:t>
+      </w:r>
+    </w:p>
+    <w:p>
+      <w:r>
+        <w:t>I och inom 22 meter från avverkningsanmälan finns fynd av 7 naturvårdsarter, varav 2 är rödlistade, 1 är fridlyst, 5 är typiska (T) och 4 är signalarter (S): gullpudra (NT, T), sårläka (NT, T), bronshjon (S, T), granbarkgnagare (S, T), jättesvampmal (S), svavelriska (S) och blåsippa (T, §9). Se Figur 1.</w:t>
+      </w:r>
+    </w:p>
+    <w:p>
+      <w:r>
+        <w:t>Nedan presenteras relevanta utdrag ur standarderna för FSC, Chain of Custody, Controlled Wood och PEFC.</w:t>
+      </w:r>
+    </w:p>
+    <w:p>
+      <w:r>
+        <w:t>Vi förväntar oss att ni återkommer med ett skriftligt svar på vårt klagomål och även beskriver vilka korrigerande åtgärder ni satt in för att rätta till identifierade brister i er efterlevnad av den svenska FSC standarden.</w:t>
       </w:r>
     </w:p>
     <w:p>
       <w:pPr>
-        <w:pStyle w:val="Heading2"/>
+        <w:pStyle w:val="Heading1"/>
       </w:pPr>
       <w:r>
-        <w:t>Fridlysta arter</w:t>
+        <w:t>Naturvårdsarter och fridlysta arter</w:t>
       </w:r>
     </w:p>
     <w:p>
       <w:r>
-        <w:t>Följande fridlysta arter har sina livsmiljöer och växtplatser i den avverkningsanmälda skogen: blåsippa (T, §9).</w:t>
+        <w:t>Nedan följer beskrivningar av de naturvårdsarter och fridlysta arter som har sina livsmiljöer och växtplatser i den avverkningsanmälda skogen. De påträffade naturvårdsarterna är ett tydligt kvitto på att det rör sig om en skog med höga naturvärden.</w:t>
       </w:r>
     </w:p>
     <w:p>
@@ -268,36 +252,57 @@
         <w:rPr>
           <w:b/>
         </w:rPr>
-        <w:t>Blåsippa (§9)</w:t>
+        <w:t>Gullpudra (NT)</w:t>
       </w:r>
       <w:r>
-        <w:t xml:space="preserve"> är typisk art för </w:t>
+        <w:t xml:space="preserve"> växer sparsamt främst i källpåverkad sumpskog i södra och mellersta Sverige norrut till Jämtland-Västernorrland. Kommer in på rödlistan för första gången 2025 till följd av en stark minskning (&gt;50%) i Riksskogstaxeringens data. Minskningstakten överstiger gränsvärdet för Starkt hotad (EN) enligt A-kriteriet.  Då minskningen har en stor osäkerhet så nedgraderas rödlistekategorin två steg till Nära hotad. Gullpudra är typisk art för </w:t>
       </w:r>
       <w:r>
         <w:rPr>
           <w:i/>
         </w:rPr>
-        <w:t>9050 Näringsrik granskog, 9020 Nordlig ädellövskog</w:t>
+        <w:t xml:space="preserve">9080 Lövsumpskog, 7160 Källor och källkärr </w:t>
       </w:r>
       <w:r>
-        <w:t xml:space="preserve"> och </w:t>
+        <w:t>och</w:t>
       </w:r>
       <w:r>
         <w:rPr>
           <w:i/>
         </w:rPr>
-        <w:t>8240 Karsthällmarker</w:t>
+        <w:t xml:space="preserve"> 7310 Aapamyrar</w:t>
       </w:r>
       <w:r>
-        <w:t xml:space="preserve"> (SLU Artdatabanken, 2025).</w:t>
+        <w:t xml:space="preserve"> (SLU Artdatabanken, 2026).</w:t>
       </w:r>
     </w:p>
     <w:p>
-      <w:pPr>
-        <w:pStyle w:val="Heading2"/>
-      </w:pPr>
       <w:r>
-        <w:t>Övriga naturvårdsarter</w:t>
+        <w:rPr>
+          <w:b/>
+        </w:rPr>
+        <w:t>Sårläka (NT)</w:t>
+      </w:r>
+      <w:r>
+        <w:t xml:space="preserve"> växer på mullrik mark i skuggiga eller halvskuggiga lövskogar och lundar men också i örtrika kalkbarrskogar. Arten ingår i en exklusiv lundflora som bara uppträder i de allra rikaste kalkbarrskogarna söder om den biologiska norrlandsgränsen. I ädellövskogar och lundar är den också knuten till områden med en mycket rik mångfald av naturvårdsarter. Enligt Riksskogstaxeringens data förefaller den ha minskat kraftigt (&gt;50%) vilket troligen kan förklaras av det storskaliga skogsbruket med kalhyggen. Sårläka är typisk art för </w:t>
+      </w:r>
+      <w:r>
+        <w:rPr>
+          <w:i/>
+        </w:rPr>
+        <w:t xml:space="preserve">9050 Näringsrik granskog, 9020 Nordlig ädellövskog, 9130 Näringsrik bokskog </w:t>
+      </w:r>
+      <w:r>
+        <w:t xml:space="preserve">och </w:t>
+      </w:r>
+      <w:r>
+        <w:rPr>
+          <w:i/>
+        </w:rPr>
+        <w:t>9160 Näringsrik ekskog</w:t>
+      </w:r>
+      <w:r>
+        <w:t xml:space="preserve"> samt värdväxt för den rödlistade fjärilen sårläkeplattmal (NT) (SLU Artdatabanken, 2026; Nitare &amp; Skogsstyrelsen, 2019).</w:t>
       </w:r>
     </w:p>
     <w:p>
@@ -345,35 +350,6 @@
         <w:rPr>
           <w:b/>
         </w:rPr>
-        <w:t>Gullpudra (NT)</w:t>
-      </w:r>
-      <w:r>
-        <w:t xml:space="preserve"> växer sparsamt främst i källpåverkad sumpskog i södra och mellersta Sverige norrut till Jämtland-Västernorrland. Kommer in på rödlistan för första gången 2025 till följd av en stark minskning (&gt;50%) i Riksskogstaxeringens data. Minskningstakten överstiger gränsvärdet för Starkt hotad (EN) enligt A-kriteriet.  Då minskningen har en stor osäkerhet så nedgraderas rödlistekategorin två steg till Nära hotad. Gullpudra är typisk art för </w:t>
-      </w:r>
-      <w:r>
-        <w:rPr>
-          <w:i/>
-        </w:rPr>
-        <w:t xml:space="preserve">9080 Lövsumpskog, 7160 Källor och källkärr </w:t>
-      </w:r>
-      <w:r>
-        <w:t>och</w:t>
-      </w:r>
-      <w:r>
-        <w:rPr>
-          <w:i/>
-        </w:rPr>
-        <w:t xml:space="preserve"> 7310 Aapamyrar</w:t>
-      </w:r>
-      <w:r>
-        <w:t xml:space="preserve"> (SLU Artdatabanken, 2026).</w:t>
-      </w:r>
-    </w:p>
-    <w:p>
-      <w:r>
-        <w:rPr>
-          <w:b/>
-        </w:rPr>
         <w:t>Jättesvampmal</w:t>
       </w:r>
       <w:r>
@@ -385,28 +361,28 @@
         <w:rPr>
           <w:b/>
         </w:rPr>
-        <w:t>Sårläka (NT)</w:t>
+        <w:t>Blåsippa (§9)</w:t>
       </w:r>
       <w:r>
-        <w:t xml:space="preserve"> växer på mullrik mark i skuggiga eller halvskuggiga lövskogar och lundar men också i örtrika kalkbarrskogar. Arten ingår i en exklusiv lundflora som bara uppträder i de allra rikaste kalkbarrskogarna söder om den biologiska norrlandsgränsen. I ädellövskogar och lundar är den också knuten till områden med en mycket rik mångfald av naturvårdsarter. Enligt Riksskogstaxeringens data förefaller den ha minskat kraftigt (&gt;50%) vilket troligen kan förklaras av det storskaliga skogsbruket med kalhyggen. Sårläka är typisk art för </w:t>
+        <w:t xml:space="preserve"> är typisk art för </w:t>
       </w:r>
       <w:r>
         <w:rPr>
           <w:i/>
         </w:rPr>
-        <w:t xml:space="preserve">9050 Näringsrik granskog, 9020 Nordlig ädellövskog, 9130 Näringsrik bokskog </w:t>
+        <w:t>9050 Näringsrik granskog, 9020 Nordlig ädellövskog</w:t>
       </w:r>
       <w:r>
-        <w:t xml:space="preserve">och </w:t>
+        <w:t xml:space="preserve"> och </w:t>
       </w:r>
       <w:r>
         <w:rPr>
           <w:i/>
         </w:rPr>
-        <w:t>9160 Näringsrik ekskog</w:t>
+        <w:t>8240 Karsthällmarker</w:t>
       </w:r>
       <w:r>
-        <w:t xml:space="preserve"> samt värdväxt för den rödlistade fjärilen sårläkeplattmal (NT) (SLU Artdatabanken, 2026; Nitare &amp; Skogsstyrelsen, 2019).</w:t>
+        <w:t xml:space="preserve"> (SLU Artdatabanken, 2025).</w:t>
       </w:r>
     </w:p>
     <w:p>
@@ -814,7 +790,7 @@
     <w:r>
       <w:tab/>
       <w:tab/>
-      <w:t>2026-06-20</w:t>
+      <w:t>2026-06-21</w:t>
       <w:br/>
       <w:br/>
     </w:r>

--- a/klagomål/A 62715-2025 FSC-klagomål.docx
+++ b/klagomål/A 62715-2025 FSC-klagomål.docx
@@ -790,7 +790,7 @@
     <w:r>
       <w:tab/>
       <w:tab/>
-      <w:t>2026-06-21</w:t>
+      <w:t>2026-06-22</w:t>
       <w:br/>
       <w:br/>
     </w:r>

--- a/klagomål/A 62715-2025 FSC-klagomål.docx
+++ b/klagomål/A 62715-2025 FSC-klagomål.docx
@@ -790,7 +790,7 @@
     <w:r>
       <w:tab/>
       <w:tab/>
-      <w:t>2026-06-22</w:t>
+      <w:t>2026-06-23</w:t>
       <w:br/>
       <w:br/>
     </w:r>

--- a/klagomål/A 62715-2025 FSC-klagomål.docx
+++ b/klagomål/A 62715-2025 FSC-klagomål.docx
@@ -790,7 +790,7 @@
     <w:r>
       <w:tab/>
       <w:tab/>
-      <w:t>2026-06-23</w:t>
+      <w:t>2026-06-24</w:t>
       <w:br/>
       <w:br/>
     </w:r>

--- a/klagomål/A 62715-2025 FSC-klagomål.docx
+++ b/klagomål/A 62715-2025 FSC-klagomål.docx
@@ -790,7 +790,7 @@
     <w:r>
       <w:tab/>
       <w:tab/>
-      <w:t>2026-06-24</w:t>
+      <w:t>2026-06-25</w:t>
       <w:br/>
       <w:br/>
     </w:r>

--- a/klagomål/A 62715-2025 FSC-klagomål.docx
+++ b/klagomål/A 62715-2025 FSC-klagomål.docx
@@ -790,7 +790,7 @@
     <w:r>
       <w:tab/>
       <w:tab/>
-      <w:t>2026-06-25</w:t>
+      <w:t>2026-06-26</w:t>
       <w:br/>
       <w:br/>
     </w:r>

--- a/klagomål/A 62715-2025 FSC-klagomål.docx
+++ b/klagomål/A 62715-2025 FSC-klagomål.docx
@@ -790,7 +790,7 @@
     <w:r>
       <w:tab/>
       <w:tab/>
-      <w:t>2026-06-26</w:t>
+      <w:t>2026-06-27</w:t>
       <w:br/>
       <w:br/>
     </w:r>

--- a/klagomål/A 62715-2025 FSC-klagomål.docx
+++ b/klagomål/A 62715-2025 FSC-klagomål.docx
@@ -790,7 +790,7 @@
     <w:r>
       <w:tab/>
       <w:tab/>
-      <w:t>2026-06-27</w:t>
+      <w:t>2026-06-28</w:t>
       <w:br/>
       <w:br/>
     </w:r>

--- a/klagomål/A 62715-2025 FSC-klagomål.docx
+++ b/klagomål/A 62715-2025 FSC-klagomål.docx
@@ -790,7 +790,7 @@
     <w:r>
       <w:tab/>
       <w:tab/>
-      <w:t>2026-06-28</w:t>
+      <w:t>2026-06-29</w:t>
       <w:br/>
       <w:br/>
     </w:r>

--- a/klagomål/A 62715-2025 FSC-klagomål.docx
+++ b/klagomål/A 62715-2025 FSC-klagomål.docx
@@ -790,7 +790,7 @@
     <w:r>
       <w:tab/>
       <w:tab/>
-      <w:t>2026-06-29</w:t>
+      <w:t>2026-06-30</w:t>
       <w:br/>
       <w:br/>
     </w:r>

--- a/klagomål/A 62715-2025 FSC-klagomål.docx
+++ b/klagomål/A 62715-2025 FSC-klagomål.docx
@@ -790,7 +790,7 @@
     <w:r>
       <w:tab/>
       <w:tab/>
-      <w:t>2026-06-30</w:t>
+      <w:t>2026-07-01</w:t>
       <w:br/>
       <w:br/>
     </w:r>

--- a/klagomål/A 62715-2025 FSC-klagomål.docx
+++ b/klagomål/A 62715-2025 FSC-klagomål.docx
@@ -790,7 +790,7 @@
     <w:r>
       <w:tab/>
       <w:tab/>
-      <w:t>2026-07-01</w:t>
+      <w:t>2026-07-02</w:t>
       <w:br/>
       <w:br/>
     </w:r>
